--- a/courts/third-circuit/pennsylvania/state/supreme-court/brief-on-the-merits/usage/OUTPUT-brief-on-the-merits.docx
+++ b/courts/third-circuit/pennsylvania/state/supreme-court/brief-on-the-merits/usage/OUTPUT-brief-on-the-merits.docx
@@ -2130,13 +2130,13 @@
         <w:pStyle w:val="BodyText"/>
       </w:pPr>
       <w:r>
-        <w:t xml:space="preserve">Reflecting the complex negotiations and policy tradeoffs that were involved in persuading a Republican-controlled legislature and a Democratic Governor to National Conference of State Legislatures, Voting Outside the Polling Place: Absentee, All-Mail and Other Voting at Home Options, Table 1: States with No-Excuse Absentee Voting (Jan. 3, 2022), https://​www.ncsl.org/​research/​elections-and-campaigns/​vopp-table</w:t>
+        <w:t xml:space="preserve">Reflecting the complex negotiations and policy tradeoffs that were involved in persuading a Republican-controlled legislature and a Democratic Governor to National Conference of State Legislatures, Voting Outside the Polling Place: Absentee, All-Mail and Other Voting at Home Options, Table 1: States with No-Excuse Absentee Voting (Jan. 3, 2022), https://​www.​ncsl.​org/​research/​elections-​and-​campaigns/​vopp-​table</w:t>
       </w:r>
       <w:r>
         <w:noBreakHyphen/>
       </w:r>
       <w:r>
-        <w:t xml:space="preserve">1-states-with- no-excuse-absentee-voting.aspx (26 states (including Pennsylvania) and Washington D.C. allow any voter to “request and cast an absentee/​mail ballot, no excuse or reason necessary,” and 8 additional states conduct their elections entirely by mail). support the legislation, the General Assembly included a nonseverability provision stating that invalidation of certain sections of the Act, including the mail-in ballot provisions (an important Democratic legislative priority) and the straight-ticket voting provisions (a similarly important Republican priority), would void almost all of the Act. See Act 77 § 11. The General Assembly also understood that implementing such a significant overhaul of Pennsylvania’s voting laws would be a lengthy, complex, and resource-intensive endeavor. It therefore sought to ensure that any challenges to the constitutionality of Act 77’s major provisions, including mail-in voting, would be resolved before Act 77 was implemented. To that end, Section 13(2) of Act 77 gave the Pennsylvania Supreme Court “exclusive jurisdiction to hear a challenge to or to render a declaratory judgment concerning the constitutionality” of those provisions. See Act 77 § 13(2). And Section 13(3) provided that any such challenges must be brought within 180 days of the statute’s effective date. See Act 77 § 13(3).</w:t>
+        <w:t xml:space="preserve">1-​states-​with- no-excuse-absentee-voting.aspx (26 states (including Pennsylvania) and Washington D.C. allow any voter to “request and cast an absentee/​mail ballot, no excuse or reason necessary,” and 8 additional states conduct their elections entirely by mail). support the legislation, the General Assembly included a nonseverability provision stating that invalidation of certain sections of the Act, including the mail-in ballot provisions (an important Democratic legislative priority) and the straight-ticket voting provisions (a similarly important Republican priority), would void almost all of the Act. See Act 77 § 11. The General Assembly also understood that implementing such a significant overhaul of Pennsylvania’s voting laws would be a lengthy, complex, and resource-intensive endeavor. It therefore sought to ensure that any challenges to the constitutionality of Act 77’s major provisions, including mail-in voting, would be resolved before Act 77 was implemented. To that end, Section 13(2) of Act 77 gave the Pennsylvania Supreme Court “exclusive jurisdiction to hear a challenge to or to render a declaratory judgment concerning the constitutionality” of those provisions. See Act 77 § 13(2). And Section 13(3) provided that any such challenges must be brought within 180 days of the statute’s effective date. See Act 77 § 13(3).</w:t>
       </w:r>
     </w:p>
     <w:p>
@@ -2172,7 +2172,7 @@
         <w:pStyle w:val="BodyText"/>
       </w:pPr>
       <w:r>
-        <w:t xml:space="preserve">See https://​www.electionreturns.pa.gov/​ReportCenter/​Reports (permitting generation of election reports listing the total number of mail-in ballots). Of the approximately 6.9 million Pennsylvanians who voted in the 2020 general election, approximately 2.7 million cast a mail-in or absentee ballot. (R.128a ¶ 10.)</w:t>
+        <w:t xml:space="preserve">See https://​www.​electionreturns.​pa.​gov/​ReportCenter/​Reports (permitting generation of election reports listing the total number of mail-in ballots). Of the approximately 6.9 million Pennsylvanians who voted in the 2020 general election, approximately 2.7 million cast a mail-in or absentee ballot. (R.128a ¶ 10.)</w:t>
       </w:r>
     </w:p>
     <w:p>
@@ -2250,7 +2250,7 @@
         <w:pStyle w:val="BodyText"/>
       </w:pPr>
       <w:r>
-        <w:t xml:space="preserve">McLinko was last reelected to the Bradford County Board of Commissioners in 2019 and has been in office since at least 2012. See https://​bradfordcountypa.org/​department/ elections/ (using “Results” icon, permitting generation of reports for 2011, 2015, and 2019 elections). Act 77 was passed—during which time three elections took place and over 4 million mail-in ballots were cast4—to file his suit.</w:t>
+        <w:t xml:space="preserve">McLinko was last reelected to the Bradford County Board of Commissioners in 2019 and has been in office since at least 2012. See https://​bradfordcountypa.​org/​department/ elections/ (using “Results” icon, permitting generation of reports for 2011, 2015, and 2019 elections). Act 77 was passed—during which time three elections took place and over 4 million mail-in ballots were cast4—to file his suit.</w:t>
       </w:r>
     </w:p>
     <w:p>
@@ -2270,7 +2270,7 @@
         <w:noBreakHyphen/>
       </w:r>
       <w:r>
-        <w:t xml:space="preserve">16)—filed a separate petition challenging Act 77, followed by an application for summary relief. The Bonner Petitioners relied on the same arguments and “offer to vote” language as McLinko. (See R.275a-R.281a.) They also asserted federal constitutional claims that are wholly derivative of their claim under the Pennsylvania Constitution: they alleged that because Act 77 purportedly violates the Pennsylvania Constitution, it also violates the U.S. Constitution. (See id., R281a-R283a.) Like McLinko, the Bonner Petitioners have offered no explanation for their delay in bringing suit. 5 See supra note 1. Ten of the Bonner Petitioners, in their capacity as members of the General Assembly, filed an amicus brief in support of the Kelly petitioners’ unsuccessful application asking the Supreme Court of the United States to reverse this Court’s decision and to enjoin Pennsylvania from certifying the results of the November 2020 general election. See Brief for Members of the Pennsylvania General Assembly, as Amicus Curiae in Support of Applicants/​Petitioners, Kelly v. Pennsylvania, No. 20A98 (U.S. filed Dec. 7, 2020), available at https://​www.supremecourt.gov/​DocketPDF/​20/​20A98/​162797/ 20201207110117475_20A98%20General%20Assembly%20amicus.pdf. 2. The Commonwealth Court Consolidates McLinko and Bonner, Grants Intervention Applications by Both Democratic and Republican Entities, and Hears Argument on the Parties’ Cross-Applications for Summary Relief</w:t>
+        <w:t xml:space="preserve">16)—filed a separate petition challenging Act 77, followed by an application for summary relief. The Bonner Petitioners relied on the same arguments and “offer to vote” language as McLinko. (See R.275a-R.281a.) They also asserted federal constitutional claims that are wholly derivative of their claim under the Pennsylvania Constitution: they alleged that because Act 77 purportedly violates the Pennsylvania Constitution, it also violates the U.S. Constitution. (See id., R281a-R283a.) Like McLinko, the Bonner Petitioners have offered no explanation for their delay in bringing suit. 5 See supra note 1. Ten of the Bonner Petitioners, in their capacity as members of the General Assembly, filed an amicus brief in support of the Kelly petitioners’ unsuccessful application asking the Supreme Court of the United States to reverse this Court’s decision and to enjoin Pennsylvania from certifying the results of the November 2020 general election. See Brief for Members of the Pennsylvania General Assembly, as Amicus Curiae in Support of Applicants/​Petitioners, Kelly v. Pennsylvania, No. 20A98 (U.S. filed Dec. 7, 2020), available at https://​www.​supremecourt.​gov/​DocketPDF/​20/​20A98/​162797/ 20201207110117475_20A98%20General%20Assembly%20amicus.pdf. 2. The Commonwealth Court Consolidates McLinko and Bonner, Grants Intervention Applications by Both Democratic and Republican Entities, and Hears Argument on the Parties’ Cross-Applications for Summary Relief</w:t>
       </w:r>
     </w:p>
     <w:p>
@@ -3810,7 +3810,7 @@
         <w:noBreakHyphen/>
       </w:r>
       <w:r>
-        <w:t xml:space="preserve">59, Chase’s interpretation of the durational-residency requirement in Article III, § 1 is utterly unmoored from the text, structure, and history of the 1838 Constitution. In fact, Chase is downright dismissive of evidence concerning how the phrase “offer to vote” was actually understood at the time of ratification. See 41 Pa. at 417 (describing the General Assembly as “careless” in re-enacting a law inconsistent with the Chase Court’s interpretation of the 1838 Constitution). Where a contemporary reader would expect to find actual analysis of the text, structure, and original public understanding of Article III, § 1, Chase rushes instead to prioritize the Court’s own policy views regarding how elections ought to be administered— and asserts that the Constitution must “undoubtedly” reflect the same beliefs. Id. at 419. The Court even opines that a voter’s “neighbours” should be allowed to “challenge” his vote at the time it is cast, see id.—a suggestion utterly ungrounded in anything the 1838 Constitution actually said, but fully supported by the Chase Court’s anti-democratic view of the right to vote. This mode of “interpretation” is irreconcilable with well-settled, inveterate principles of constitutional jurisprudence. See Yocum, 161 A.3d at 239 (the constitutional text is the “touchstone” of interpretation). It is unsurprising, then, that in interpreting the same “offer to vote” phrase in other state constitutions, multiple courts have squarely—and persuasively—rejected Chase’s construction. See supra pages 51- 53; see also Note, Review of Absentee Voters Legislation in Pennsylvania, 73 U. PA. L. REV. 176 (1925) (cataloguing the numerous flaws in the Chase and Lancaster City decisions); Stephen E. Friedman, Mail-In Voting and the Pennsylvania Constitution, 60 DUQ. L. REV. (forthcoming 2022), https://​papers.ssrn.com/​sol3/​papers.cfm?abstract_id=4029825.</w:t>
+        <w:t xml:space="preserve">59, Chase’s interpretation of the durational-residency requirement in Article III, § 1 is utterly unmoored from the text, structure, and history of the 1838 Constitution. In fact, Chase is downright dismissive of evidence concerning how the phrase “offer to vote” was actually understood at the time of ratification. See 41 Pa. at 417 (describing the General Assembly as “careless” in re-enacting a law inconsistent with the Chase Court’s interpretation of the 1838 Constitution). Where a contemporary reader would expect to find actual analysis of the text, structure, and original public understanding of Article III, § 1, Chase rushes instead to prioritize the Court’s own policy views regarding how elections ought to be administered— and asserts that the Constitution must “undoubtedly” reflect the same beliefs. Id. at 419. The Court even opines that a voter’s “neighbours” should be allowed to “challenge” his vote at the time it is cast, see id.—a suggestion utterly ungrounded in anything the 1838 Constitution actually said, but fully supported by the Chase Court’s anti-democratic view of the right to vote. This mode of “interpretation” is irreconcilable with well-settled, inveterate principles of constitutional jurisprudence. See Yocum, 161 A.3d at 239 (the constitutional text is the “touchstone” of interpretation). It is unsurprising, then, that in interpreting the same “offer to vote” phrase in other state constitutions, multiple courts have squarely—and persuasively—rejected Chase’s construction. See supra pages 51- 53; see also Note, Review of Absentee Voters Legislation in Pennsylvania, 73 U. PA. L. REV. 176 (1925) (cataloguing the numerous flaws in the Chase and Lancaster City decisions); Stephen E. Friedman, Mail-In Voting and the Pennsylvania Constitution, 60 DUQ. L. REV. (forthcoming 2022), https://​papers.​ssrn.​com/​sol3/​papers.​cfm?abstract_id=4029825.</w:t>
       </w:r>
     </w:p>
     <w:p>

--- a/courts/third-circuit/pennsylvania/state/supreme-court/brief-on-the-merits/usage/OUTPUT-brief-on-the-merits.docx
+++ b/courts/third-circuit/pennsylvania/state/supreme-court/brief-on-the-merits/usage/OUTPUT-brief-on-the-merits.docx
@@ -2122,155 +2122,143 @@
         <w:noBreakHyphen/>
       </w:r>
       <w:r>
-        <w:t xml:space="preserve">77 (S.B. 421) (West) (“Act 77”). Act 77 included provisions that, for the first time, offered the option of mail-in voting to Pennsylvania electors who did not qualify for absentee voting. See 25 P.S. §§ 3150.11–3150.17. This change, which allowed Pennsylvanians to use a method of voting already adopted in the majority of other states, 1 was a significant development that made it easier for all Pennsylvanians to exercise their fundamental right to vote. Act 77’s other provisions included the elimination of straight-ticket voting, revisions to registration and ballot deadlines, modernization of various administrative requirements, and funding for counties to replace outdated voting systems.</w:t>
-      </w:r>
-    </w:p>
-    <w:p>
-      <w:pPr>
-        <w:pStyle w:val="BodyText"/>
-      </w:pPr>
-      <w:r>
-        <w:t xml:space="preserve">Reflecting the complex negotiations and policy tradeoffs that were involved in persuading a Republican-controlled legislature and a Democratic Governor to National Conference of State Legislatures, Voting Outside the Polling Place: Absentee, All-Mail and Other Voting at Home Options, Table 1: States with No-Excuse Absentee Voting (Jan. 3, 2022), https://​www.​ncsl.​org/​research/​elections-​and-​campaigns/​vopp-​table</w:t>
+        <w:t xml:space="preserve">77 (S.B. 421) (West) (“Act 77”). Act 77 included provisions that, for the first time, offered the option of mail-in voting to Pennsylvania electors who did not qualify for absentee voting. See 25 P.S. §§ 3150.11–⁠3150.17. This change, which allowed Pennsylvanians to use a method of voting already adopted in the majority of other states, 1 was a significant development that made it easier for all Pennsylvanians to exercise their fundamental right to vote. Act 77’s other provisions included the elimination of straight-ticket voting, revisions to registration and ballot deadlines, modernization of various administrative requirements, and funding for counties to replace outdated voting systems.</w:t>
+      </w:r>
+    </w:p>
+    <w:p>
+      <w:pPr>
+        <w:pStyle w:val="BodyText"/>
+      </w:pPr>
+      <w:r>
+        <w:t xml:space="preserve">Reflecting the complex negotiations and policy tradeoffs that were involved in persuading a Republican-controlled legislature and a Democratic Governor to National Conference of State Legislatures, Voting Outside the Polling Place: Absentee, All-Mail and Other Voting at Home Options, Table 1: States with No-Excuse Absentee Voting (Jan. 3, 2022), https://​www.​ncsl.​org/​research/​elections-​and-​campaigns/​vopp-​table-⁠1-​states-​with- no-excuse-absentee-voting.aspx (26 states (including Pennsylvania) and Washington D.C. allow any voter to “request and cast an absentee/​mail ballot, no excuse or reason necessary,” and 8 additional states conduct their elections entirely by mail). support the legislation, the General Assembly included a nonseverability provision stating that invalidation of certain sections of the Act, including the mail-in ballot provisions (an important Democratic legislative priority) and the straight-ticket voting provisions (a similarly important Republican priority), would void almost all of the Act. See Act 77 § 11. The General Assembly also understood that implementing such a significant overhaul of Pennsylvania’s voting laws would be a lengthy, complex, and resource-intensive endeavor. It therefore sought to ensure that any challenges to the constitutionality of Act 77’s major provisions, including mail-in voting, would be resolved before Act 77 was implemented. To that end, Section 13(2) of Act 77 gave the Pennsylvania Supreme Court “exclusive jurisdiction to hear a challenge to or to render a declaratory judgment concerning the constitutionality” of those provisions. See Act 77 § 13(2). And Section 13(3) provided that any such challenges must be brought within 180 days of the statute’s effective date. See Act 77 § 13(3).</w:t>
+      </w:r>
+    </w:p>
+    <w:p>
+      <w:pPr>
+        <w:pStyle w:val="BodyText"/>
+      </w:pPr>
+      <w:r>
+        <w:t xml:space="preserve">Act 77 was signed into law and became effective on October 31, 2019. See Act 77 § 15(3). The statutory 180-day period for challenges to the law expired on April 28, 2020. Neither Petitioners nor anyone else challenged the constitutionality of Act 77’s authorization of mail-in voting before that date. 2. Pennsylvania Voters Eagerly Embrace Mail-In Voting, and Act 77’s Mail-In Voting Provisions Withstand a Constitutional Challenge Based on Arguments Identical to Those Asserted Here</w:t>
+      </w:r>
+    </w:p>
+    <w:p>
+      <w:pPr>
+        <w:pStyle w:val="BodyText"/>
+      </w:pPr>
+      <w:r>
+        <w:t xml:space="preserve">By any practical measure, Act 77’s mail-in voting provisions were a spectacular success. Within months of the statute’s enactment, the COVID</w:t>
       </w:r>
       <w:r>
         <w:noBreakHyphen/>
       </w:r>
       <w:r>
-        <w:t xml:space="preserve">1-​states-​with- no-excuse-absentee-voting.aspx (26 states (including Pennsylvania) and Washington D.C. allow any voter to “request and cast an absentee/​mail ballot, no excuse or reason necessary,” and 8 additional states conduct their elections entirely by mail). support the legislation, the General Assembly included a nonseverability provision stating that invalidation of certain sections of the Act, including the mail-in ballot provisions (an important Democratic legislative priority) and the straight-ticket voting provisions (a similarly important Republican priority), would void almost all of the Act. See Act 77 § 11. The General Assembly also understood that implementing such a significant overhaul of Pennsylvania’s voting laws would be a lengthy, complex, and resource-intensive endeavor. It therefore sought to ensure that any challenges to the constitutionality of Act 77’s major provisions, including mail-in voting, would be resolved before Act 77 was implemented. To that end, Section 13(2) of Act 77 gave the Pennsylvania Supreme Court “exclusive jurisdiction to hear a challenge to or to render a declaratory judgment concerning the constitutionality” of those provisions. See Act 77 § 13(2). And Section 13(3) provided that any such challenges must be brought within 180 days of the statute’s effective date. See Act 77 § 13(3).</w:t>
-      </w:r>
-    </w:p>
-    <w:p>
-      <w:pPr>
-        <w:pStyle w:val="BodyText"/>
-      </w:pPr>
-      <w:r>
-        <w:t xml:space="preserve">Act 77 was signed into law and became effective on October 31, 2019. See Act 77 § 15(3). The statutory 180-day period for challenges to the law expired on April 28, 2020. Neither Petitioners nor anyone else challenged the constitutionality of Act 77’s authorization of mail-in voting before that date. 2. Pennsylvania Voters Eagerly Embrace Mail-In Voting, and Act 77’s Mail-In Voting Provisions Withstand a Constitutional Challenge Based on Arguments Identical to Those Asserted Here</w:t>
-      </w:r>
-    </w:p>
-    <w:p>
-      <w:pPr>
-        <w:pStyle w:val="BodyText"/>
-      </w:pPr>
-      <w:r>
-        <w:t xml:space="preserve">By any practical measure, Act 77’s mail-in voting provisions were a spectacular success. Within months of the statute’s enactment, the COVID</w:t>
+        <w:t xml:space="preserve">19 pandemic swept into the Commonwealth. Because of voters’ and election workers’ concerns about the safety of in-person voting in a pandemic, voters immediately began voting by mail-in or absentee ballot in numbers far exceeding what was expected before the pandemic took hold. (R.127a-R.128a ¶ 6.) Pennsylvanians cast more than 4.7 million mail-in ballots during the 2020 and 2021 election cycles. 2 More than 1.3 million Pennsylvanians also have opted to vote by mail in future elections by requesting to be placed on a “permanent mail-in ballot list file,” as provided by 25 P.S. § 3150.12(g)⁠(1). (R.133a ¶ 25.) (See Appendix A at 7</w:t>
       </w:r>
       <w:r>
         <w:noBreakHyphen/>
       </w:r>
       <w:r>
-        <w:t xml:space="preserve">19 pandemic swept into the Commonwealth. Because of voters’ and election workers’ concerns about the safety of in-person voting in a pandemic, voters immediately began voting by mail-in or absentee ballot in numbers far exceeding what was expected before the pandemic took hold. (R.127a-R.128a ¶ 6.) Pennsylvanians cast more than 4.7 million mail-in ballots during the 2020 and 2021 election cycles. 2 More than 1.3 million Pennsylvanians also have opted to vote by mail in future elections by requesting to be placed on a “permanent mail-in ballot list file,” as provided by 25 P.S. § 3150.12(g)⁠(1). (R.133a ¶ 25.) (See Appendix A at 7</w:t>
+        <w:t xml:space="preserve">8 (finding “no factual question that substantial resources have been expended by the Commonwealth and by county boards of elections to implement mail-in voting and that approximately 1,380,342 electors have been placed on the [permanent] mail-in ballot list file”).)</w:t>
+      </w:r>
+    </w:p>
+    <w:p>
+      <w:pPr>
+        <w:pStyle w:val="BodyText"/>
+      </w:pPr>
+      <w:r>
+        <w:t xml:space="preserve">See https://​www.​electionreturns.​pa.​gov/​ReportCenter/​Reports (permitting generation of election reports listing the total number of mail-in ballots). Of the approximately 6.9 million Pennsylvanians who voted in the 2020 general election, approximately 2.7 million cast a mail-in or absentee ballot. (R.128a ¶ 10.)</w:t>
+      </w:r>
+    </w:p>
+    <w:p>
+      <w:pPr>
+        <w:pStyle w:val="BodyText"/>
+      </w:pPr>
+      <w:r>
+        <w:t xml:space="preserve">On November 21, 2020, on the eve of certification of the 2020 presidential election, a different group of petitioners filed a lawsuit that challenged Act 77 on grounds identical to those asserted here. In Kelly v. Commonwealth, the petitioners alleged—as Petitioners do here—that the mail-in balloting provisions of Act 77 violate Article VII, § 1 of the Pennsylvania Constitution, which provides:</w:t>
+      </w:r>
+    </w:p>
+    <w:p>
+      <w:pPr>
+        <w:pStyle w:val="BodyText"/>
+      </w:pPr>
+      <w:r>
+        <w:t xml:space="preserve">Every citizen 21 years of age, possessing the following qualifications,</w:t>
+      </w:r>
+    </w:p>
+    <w:p>
+      <w:pPr>
+        <w:pStyle w:val="BodyText"/>
+      </w:pPr>
+      <w:r>
+        <w:t xml:space="preserve">shall be entitled to vote at all elections ….</w:t>
+      </w:r>
+    </w:p>
+    <w:p>
+      <w:pPr>
+        <w:pStyle w:val="XdList1"/>
+      </w:pPr>
+      <w:r>
+        <w:t xml:space="preserve">3.</w:t>
+      </w:r>
+      <w:r>
+        <w:tab/>
+      </w:r>
+      <w:r>
+        <w:t xml:space="preserve">He or she shall have resided in the election district where he or she shall</w:t>
+      </w:r>
+    </w:p>
+    <w:p>
+      <w:pPr>
+        <w:pStyle w:val="BodyText"/>
+      </w:pPr>
+      <w:r>
+        <w:t xml:space="preserve">offer to vote at least 60 days immediately preceding the election …. PA. CONST. art. VII, § 1; see 240 A.3d 1255, 1256 (Pa. 2020), cert. denied sub nom. Kelly v. Pennsylvania, 141 S. Ct. 1449 (2021). Like the Petitioners here, the Kelly petitioners sought a declaratory judgment that the mail-in voting provisions of Act 77 run afoul of the phrase “offer to vote.” See id. They argued that this phrase—which appears in a clause modifying a durational residency requirement in a provision delimiting who may vote—should be interpreted as prohibiting the General Assembly from authorizing any electoral method other than “in person” voting, notwithstanding that a separate provision of the Pennsylvania Constitution expressly gives the General Assembly nearly plenary power to prescribe the permissible “methods” of voting, see PA. CONST. art VII, § 4. In support of their argument, the Kelly petitioners relied on two cases that are almost a century or more old: Chase v. Miller, 41 Pa. 403 (1862), a Civil War-era case decided under the Pennsylvania Constitution of 1838; and In re Contested Election in Fifth Ward of Lancaster City, 126 A. 199 (Pa. 1924), decided under the Constitution of 1874.</w:t>
+      </w:r>
+    </w:p>
+    <w:p>
+      <w:pPr>
+        <w:pStyle w:val="BodyText"/>
+      </w:pPr>
+      <w:r>
+        <w:t xml:space="preserve">Exercising extraordinary jurisdiction, this Court dismissed the Kelly petition with prejudice. Kelly, 240 at 1257. The Court held that the Kelly petition “violates the doctrine of laches given [the Kelly petitioners’] complete failure to act with due diligence in commencing their facial constitutional challenge, which was ascertainable upon Act 77’s enactment.” Id. at 1256.</w:t>
+      </w:r>
+    </w:p>
+    <w:p>
+      <w:pPr>
+        <w:pStyle w:val="BodyText"/>
+      </w:pPr>
+      <w:r>
+        <w:t xml:space="preserve">C. Procedural History 1. The McLinko and Bonner Petitions</w:t>
+      </w:r>
+    </w:p>
+    <w:p>
+      <w:pPr>
+        <w:pStyle w:val="BodyText"/>
+      </w:pPr>
+      <w:r>
+        <w:t xml:space="preserve">On July 26, 2021, Doug McLinko, a long-time member of the Bradford County Board of Elections charged with administering Act 77 and other election laws,3 filed a petition for review along with an application for summary relief in the Commonwealth Court’s original jurisdiction. Like the Kelly petitioners, McLinko relied upon Chase and Lancaster City to argue that the mail-in voting provisions of Act 77 violated the “offer to vote” provision of Article VII, § 1 of the Pennsylvania Constitution. (R.63a-R.67a.) Neither McLinko’s Petition, nor any other paper he has filed in this case, explains why he waited nearly two years after</w:t>
+      </w:r>
+    </w:p>
+    <w:p>
+      <w:pPr>
+        <w:pStyle w:val="BodyText"/>
+      </w:pPr>
+      <w:r>
+        <w:t xml:space="preserve">McLinko was last reelected to the Bradford County Board of Commissioners in 2019 and has been in office since at least 2012. See https://​bradfordcountypa.​org/​department/ elections/ (using “Results” icon, permitting generation of reports for 2011, 2015, and 2019 elections). Act 77 was passed—during which time three elections took place and over 4 million mail-in ballots were cast4—to file his suit.</w:t>
+      </w:r>
+    </w:p>
+    <w:p>
+      <w:pPr>
+        <w:pStyle w:val="BodyText"/>
+      </w:pPr>
+      <w:r>
+        <w:t xml:space="preserve">On August 31, 2021, fourteen sitting members of the Pennsylvania House of Representatives (the “Bonner Petitioners”)—eleven of whom voted in favor of Act 77 (R.262a</w:t>
       </w:r>
       <w:r>
         <w:noBreakHyphen/>
       </w:r>
       <w:r>
-        <w:t xml:space="preserve">8 (finding “no factual question that substantial resources have been expended by the Commonwealth and by county boards of elections to implement mail-in voting and that approximately 1,380,342 electors have been placed on the [permanent] mail-in ballot list file”).)</w:t>
-      </w:r>
-    </w:p>
-    <w:p>
-      <w:pPr>
-        <w:pStyle w:val="BodyText"/>
-      </w:pPr>
-      <w:r>
-        <w:t xml:space="preserve">See https://​www.​electionreturns.​pa.​gov/​ReportCenter/​Reports (permitting generation of election reports listing the total number of mail-in ballots). Of the approximately 6.9 million Pennsylvanians who voted in the 2020 general election, approximately 2.7 million cast a mail-in or absentee ballot. (R.128a ¶ 10.)</w:t>
-      </w:r>
-    </w:p>
-    <w:p>
-      <w:pPr>
-        <w:pStyle w:val="BodyText"/>
-      </w:pPr>
-      <w:r>
-        <w:t xml:space="preserve">On November 21, 2020, on the eve of certification of the 2020 presidential election, a different group of petitioners filed a lawsuit that challenged Act 77 on grounds identical to those asserted here. In Kelly v. Commonwealth, the petitioners alleged—as Petitioners do here—that the mail-in balloting provisions of Act 77 violate Article VII, § 1 of the Pennsylvania Constitution, which provides:</w:t>
-      </w:r>
-    </w:p>
-    <w:p>
-      <w:pPr>
-        <w:pStyle w:val="BodyText"/>
-      </w:pPr>
-      <w:r>
-        <w:t xml:space="preserve">Every citizen 21 years of age, possessing the following qualifications,</w:t>
-      </w:r>
-    </w:p>
-    <w:p>
-      <w:pPr>
-        <w:pStyle w:val="BodyText"/>
-      </w:pPr>
-      <w:r>
-        <w:t xml:space="preserve">shall be entitled to vote at all elections ….</w:t>
-      </w:r>
-    </w:p>
-    <w:p>
-      <w:pPr>
-        <w:pStyle w:val="XdList1"/>
-      </w:pPr>
-      <w:r>
-        <w:t xml:space="preserve">3.</w:t>
-      </w:r>
-      <w:r>
-        <w:tab/>
-      </w:r>
-      <w:r>
-        <w:t xml:space="preserve">He or she shall have resided in the election district where he or she shall</w:t>
-      </w:r>
-    </w:p>
-    <w:p>
-      <w:pPr>
-        <w:pStyle w:val="BodyText"/>
-      </w:pPr>
-      <w:r>
-        <w:t xml:space="preserve">offer to vote at least 60 days immediately preceding the election …. PA. CONST. art. VII, § 1; see 240 A.3d 1255, 1256 (Pa. 2020), cert. denied sub nom. Kelly v. Pennsylvania, 141 S. Ct. 1449 (2021). Like the Petitioners here, the Kelly petitioners sought a declaratory judgment that the mail-in voting provisions of Act 77 run afoul of the phrase “offer to vote.” See id. They argued that this phrase—which appears in a clause modifying a durational residency requirement in a provision delimiting who may vote—should be interpreted as prohibiting the General Assembly from authorizing any electoral method other than “in person” voting, notwithstanding that a separate provision of the Pennsylvania Constitution expressly gives the General Assembly nearly plenary power to prescribe the permissible “methods” of voting, see PA. CONST. art VII, § 4. In support of their argument, the Kelly petitioners relied on two cases that are almost a century or more old: Chase v. Miller, 41 Pa. 403 (1862), a Civil War-era case decided under the Pennsylvania Constitution of 1838; and In re Contested Election in Fifth Ward of Lancaster City, 126 A. 199 (Pa. 1924), decided under the Constitution of 1874.</w:t>
-      </w:r>
-    </w:p>
-    <w:p>
-      <w:pPr>
-        <w:pStyle w:val="BodyText"/>
-      </w:pPr>
-      <w:r>
-        <w:t xml:space="preserve">Exercising extraordinary jurisdiction, this Court dismissed the Kelly petition with prejudice. Kelly, 240 at 1257. The Court held that the Kelly petition “violates the doctrine of laches given [the Kelly petitioners’] complete failure to act with due diligence in commencing their facial constitutional challenge, which was ascertainable upon Act 77’s enactment.” Id. at 1256.</w:t>
-      </w:r>
-    </w:p>
-    <w:p>
-      <w:pPr>
-        <w:pStyle w:val="BodyText"/>
-      </w:pPr>
-      <w:r>
-        <w:t xml:space="preserve">C. Procedural History 1. The McLinko and Bonner Petitions</w:t>
-      </w:r>
-    </w:p>
-    <w:p>
-      <w:pPr>
-        <w:pStyle w:val="BodyText"/>
-      </w:pPr>
-      <w:r>
-        <w:t xml:space="preserve">On July 26, 2021, Doug McLinko, a long-time member of the Bradford County Board of Elections charged with administering Act 77 and other election laws,3 filed a petition for review along with an application for summary relief in the Commonwealth Court’s original jurisdiction. Like the Kelly petitioners, McLinko relied upon Chase and Lancaster City to argue that the mail-in voting provisions of Act 77 violated the “offer to vote” provision of Article VII, § 1 of the Pennsylvania Constitution. (R.63a-R.67a.) Neither McLinko’s Petition, nor any other paper he has filed in this case, explains why he waited nearly two years after</w:t>
-      </w:r>
-    </w:p>
-    <w:p>
-      <w:pPr>
-        <w:pStyle w:val="BodyText"/>
-      </w:pPr>
-      <w:r>
-        <w:t xml:space="preserve">McLinko was last reelected to the Bradford County Board of Commissioners in 2019 and has been in office since at least 2012. See https://​bradfordcountypa.​org/​department/ elections/ (using “Results” icon, permitting generation of reports for 2011, 2015, and 2019 elections). Act 77 was passed—during which time three elections took place and over 4 million mail-in ballots were cast4—to file his suit.</w:t>
-      </w:r>
-    </w:p>
-    <w:p>
-      <w:pPr>
-        <w:pStyle w:val="BodyText"/>
-      </w:pPr>
-      <w:r>
-        <w:t xml:space="preserve">On August 31, 2021, fourteen sitting members of the Pennsylvania House of Representatives (the “Bonner Petitioners”)—eleven of whom voted in favor of Act 77 (R.262a</w:t>
-      </w:r>
-      <w:r>
-        <w:noBreakHyphen/>
-      </w:r>
-      <w:r>
-        <w:t xml:space="preserve">265a ¶¶ 3</w:t>
-      </w:r>
-      <w:r>
-        <w:noBreakHyphen/>
-      </w:r>
-      <w:r>
-        <w:t xml:space="preserve">16)—filed a separate petition challenging Act 77, followed by an application for summary relief. The Bonner Petitioners relied on the same arguments and “offer to vote” language as McLinko. (See R.275a-R.281a.) They also asserted federal constitutional claims that are wholly derivative of their claim under the Pennsylvania Constitution: they alleged that because Act 77 purportedly violates the Pennsylvania Constitution, it also violates the U.S. Constitution. (See id., R281a-R283a.) Like McLinko, the Bonner Petitioners have offered no explanation for their delay in bringing suit. 5 See supra note 1. Ten of the Bonner Petitioners, in their capacity as members of the General Assembly, filed an amicus brief in support of the Kelly petitioners’ unsuccessful application asking the Supreme Court of the United States to reverse this Court’s decision and to enjoin Pennsylvania from certifying the results of the November 2020 general election. See Brief for Members of the Pennsylvania General Assembly, as Amicus Curiae in Support of Applicants/​Petitioners, Kelly v. Pennsylvania, No. 20A98 (U.S. filed Dec. 7, 2020), available at https://​www.​supremecourt.​gov/​DocketPDF/​20/​20A98/​162797/ 20201207110117475_20A98%20General%20Assembly%20amicus.pdf. 2. The Commonwealth Court Consolidates McLinko and Bonner, Grants Intervention Applications by Both Democratic and Republican Entities, and Hears Argument on the Parties’ Cross-Applications for Summary Relief</w:t>
+        <w:t xml:space="preserve">265a ¶¶ 3-⁠16)—⁠filed a separate petition challenging Act 77, followed by an application for summary relief. The Bonner Petitioners relied on the same arguments and “offer to vote” language as McLinko. (See R.275a-R.281a.) They also asserted federal constitutional claims that are wholly derivative of their claim under the Pennsylvania Constitution: they alleged that because Act 77 purportedly violates the Pennsylvania Constitution, it also violates the U.S. Constitution. (See id., R281a-R283a.) Like McLinko, the Bonner Petitioners have offered no explanation for their delay in bringing suit. 5 See supra note 1. Ten of the Bonner Petitioners, in their capacity as members of the General Assembly, filed an amicus brief in support of the Kelly petitioners’ unsuccessful application asking the Supreme Court of the United States to reverse this Court’s decision and to enjoin Pennsylvania from certifying the results of the November 2020 general election. See Brief for Members of the Pennsylvania General Assembly, as Amicus Curiae in Support of Applicants/​Petitioners, Kelly v. Pennsylvania, No. 20A98 (U.S. filed Dec. 7, 2020), available at https://​www.​supremecourt.​gov/​DocketPDF/​20/​20A98/​162797/ 20201207110117475_20A98%20General%20Assembly%20amicus.pdf. 2. The Commonwealth Court Consolidates McLinko and Bonner, Grants Intervention Applications by Both Democratic and Republican Entities, and Hears Argument on the Parties’ Cross-Applications for Summary Relief</w:t>
       </w:r>
     </w:p>
     <w:p>
@@ -2690,392 +2678,380 @@
         <w:noBreakHyphen/>
       </w:r>
       <w:r>
-        <w:t xml:space="preserve">133a ¶¶ 9</w:t>
+        <w:t xml:space="preserve">133a ¶¶ 9-⁠26.) It clearly wanted to discourage precisely the gamesmanship that has occurred in this case, that is, politicians waiting to see the political results of Act 77’s various reforms—in particular, the net effect of permitting no-excuse mail-in voting while eliminating straight-ticket voting—before deciding whether to challenge the statute.</w:t>
+      </w:r>
+    </w:p>
+    <w:p>
+      <w:pPr>
+        <w:pStyle w:val="BodyText"/>
+      </w:pPr>
+      <w:r>
+        <w:t xml:space="preserve">There appears to be no reason—certainly the Commonwealth Court did not identify one—why the General Assembly would want this Court to determine facial constitutional challenges brought in the first 180 days of Act 77, but then pass the jurisdictional baton to the Commonwealth Court to make the same types of constitutional decisions later. Such a scheme would directly undermine the manifest purpose of Sections 13(2) and (3)—to ensure that any constitutional challenge to Act 77 was finally resolved as quickly as possible. Indeed, such a rule would not just fail to prevent dilatory filings; it might cause them, inviting litigants to forum shop by waiting to file until the jurisdictional changeover date. That would be an absurd result. 4. The General Assembly Has the Power to Set Deadlines for Challenges to Act 77, Including Actions Bringing Facial Constitutional Claims</w:t>
+      </w:r>
+    </w:p>
+    <w:p>
+      <w:pPr>
+        <w:pStyle w:val="BodyText"/>
+      </w:pPr>
+      <w:r>
+        <w:t xml:space="preserve">As the U.S. Supreme Court has observed, a “constitutional claim can become time-barred just as any other claim can. Nothing in the Constitution requires otherwise.” Block v. N. Dakota ex rel. Bd. of Univ. &amp; Sch. Lands, 461 U.S. 273, 292 (1983) (collecting cases). Indeed, courts across the country have held that time limitations like the one in Act 77 are constitutional and consistent with due process. See, e.g., Dugdale v. U.S. Cust. &amp; Border Protec., 88 F. Supp. 3d 1, 8 (D.D.C. 2015) (upholding federal law requiring constitutional challenges to certain statutory provisions, regulations, or procedures to be filed within 60 days of implementation); Greene v. Rhode Island, 398 F.3d 45, 53</w:t>
       </w:r>
       <w:r>
         <w:noBreakHyphen/>
       </w:r>
       <w:r>
-        <w:t xml:space="preserve">26.) It clearly wanted to discourage precisely the gamesmanship that has occurred in this case, that is, politicians waiting to see the political results of Act 77’s various reforms—in particular, the net effect of permitting no-excuse mail-in voting while eliminating straight-ticket voting—before deciding whether to challenge the statute.</w:t>
-      </w:r>
-    </w:p>
-    <w:p>
-      <w:pPr>
-        <w:pStyle w:val="BodyText"/>
-      </w:pPr>
-      <w:r>
-        <w:t xml:space="preserve">There appears to be no reason—certainly the Commonwealth Court did not identify one—why the General Assembly would want this Court to determine facial constitutional challenges brought in the first 180 days of Act 77, but then pass the jurisdictional baton to the Commonwealth Court to make the same types of constitutional decisions later. Such a scheme would directly undermine the manifest purpose of Sections 13(2) and (3)—to ensure that any constitutional challenge to Act 77 was finally resolved as quickly as possible. Indeed, such a rule would not just fail to prevent dilatory filings; it might cause them, inviting litigants to forum shop by waiting to file until the jurisdictional changeover date. That would be an absurd result. 4. The General Assembly Has the Power to Set Deadlines for Challenges to Act 77, Including Actions Bringing Facial Constitutional Claims</w:t>
-      </w:r>
-    </w:p>
-    <w:p>
-      <w:pPr>
-        <w:pStyle w:val="BodyText"/>
-      </w:pPr>
-      <w:r>
-        <w:t xml:space="preserve">As the U.S. Supreme Court has observed, a “constitutional claim can become time-barred just as any other claim can. Nothing in the Constitution requires otherwise.” Block v. N. Dakota ex rel. Bd. of Univ. &amp; Sch. Lands, 461 U.S. 273, 292 (1983) (collecting cases). Indeed, courts across the country have held that time limitations like the one in Act 77 are constitutional and consistent with due process. See, e.g., Dugdale v. U.S. Cust. &amp; Border Protec., 88 F. Supp. 3d 1, 8 (D.D.C. 2015) (upholding federal law requiring constitutional challenges to certain statutory provisions, regulations, or procedures to be filed within 60 days of implementation); Greene v. Rhode Island, 398 F.3d 45, 53</w:t>
+        <w:t xml:space="preserve">55 (1st Cir. 2005) (rejecting due process challenge to 180-day time limitation for bringing constitutional challenges to federal statute); Native Am. Mohegans v. United States, 184 F. Supp. 2d 198, 202 (D. Conn. 2002) (holding that statutory 180-day time limitation for bringing constitutional challenges to statute “does not violate due process because plaintiffs’ constitutional challenges could have been brought within 180 days of” statute’s enactment).</w:t>
+      </w:r>
+    </w:p>
+    <w:p>
+      <w:pPr>
+        <w:pStyle w:val="BodyText"/>
+      </w:pPr>
+      <w:r>
+        <w:t xml:space="preserve">The Commonwealth Court wrongly concluded that “this precedent is irrelevant,” stating that none of the cases “stand for the proposition that a legislature can prevent judicial review of a statute, whose constitutionality is challenged, with a statute of limitations of any duration.” (Appendix A at 45.) As an initial matter, statutory time bars—including the one in Section 13(3) of Act 77—do not prevent judicial review of a statute; they limit the period within which a plaintiff can bring a claim. “Statutes of limitations [embody] that principle of the common law which is expressed in the maxim vigilantibus non dormientibus subveniunt leges,” i.e., the laws serve those who are vigilant, not those who are sleeping. Forster v. Cumberland Val. R. Co., 23 Pa. 371, 371 (1854). And the cases identified above undeniably stand for the proposition that a legislature can limit the time for facial challenges of a statute’s constitutionality. For example, in Greene, the First Circuit Court of Appeals applied a statute of limitations that stated: “[A]ny action to contest the constitutionality of this subchapter shall be barred unless the complaint is filed within one hundred eighty days of September 30, 1978.” 398 F.3d at 47 (quoting 25 U.S.C. § 1711). The court held that “Section 1711 bars the constitutional claims put forth by the [plaintiffs] in this suit.” Id. at 53. Section 13(3) of Act 77 likewise bars Petitioners’ constitutional claims here.</w:t>
+      </w:r>
+    </w:p>
+    <w:p>
+      <w:pPr>
+        <w:pStyle w:val="BodyText"/>
+      </w:pPr>
+      <w:r>
+        <w:t xml:space="preserve">To the extent the application of Section 13(3) presents any constitutional concern, it is with respect to as-applied challenges to Act 77’s constitutionality based on events that take place after the 180-day period ends. A holding that such challenges can be time-barred before they are ripe could raise due process concerns. Turner v. People of State of New York, 168 U.S. 90, 94 (1897) (statutory time bars must “provide[] a reasonable time, taking into consideration the nature of the case, … for bringing an action … before the bar takes effect”); 51 Am. Jur. 2d Limitations of Actions § 33 (2022). If and when such claims arise, a court could plausibly determine that Section 13(3) cannot apply to these challenges. But that is not this case; the challenge in this case is facial, not as-applied, and Petitioners could have brought it on the date the statute was enacted. Kelly, 240 A.3d at 1256 (“Petitioners’ … facial constitutional challenge … was ascertainable upon Act 77’s enactment.”); see Phila. Ent’mt &amp; Dev. Partners &amp; City of Phila., 937 A.2d 385, 392 n.7 (Pa. 2007) (“facial challenges are … ripe upon mere enactment of the ordinance”). Accordingly, the time bar raises no due process concerns in this case. 5. The Political Question Doctrine and “Void Ab Initio” Case Law Have No Bearing on Whether to Enforce Section 13(3) of Act 77</w:t>
+      </w:r>
+    </w:p>
+    <w:p>
+      <w:pPr>
+        <w:pStyle w:val="BodyText"/>
+      </w:pPr>
+      <w:r>
+        <w:t xml:space="preserve">In refusing to apply Section 13(3), the Commonwealth Court improperly relied on the political question doctrine and this Court’s decision in Glen-Gery Corp. v. Zoning Hearing Board of Dover Township, 907 A.2d 1033 (Pa. 2006), neither of which applies here. First, the Commonwealth Court cited two decisions by this Court, which rejected the argument that certain constitutional claims were nonjusticiable under the political question doctrine, for the proposition that “[t]he General Assembly cannot insulate Act 77 from judicial review.” (Appendix A at 47 (citing William Penn Sch. Dist. v. Pa. Dept. of Educ., 170 A.3d 414 (Pa. 2017), and Robinson Twp. v. Commonwealth, 83 A.3d 901 (Pa. 2013)). But unlike the political question doctrine, Section 13 of Act 77 is not a judicially created justiciability doctrine immunizing from review questions “entrusted exclusively and finally to the political branches of government for ‘self-monitoring.’” Robinson Township, 83 A.3d at 928; accord William Penn, 170 A.3d at 438 (same). Instead, Section 13 merely ensures that untimely claims do not cause widespread prejudice and disenfranchisement or reward political gamesmanship.</w:t>
+      </w:r>
+    </w:p>
+    <w:p>
+      <w:pPr>
+        <w:pStyle w:val="BodyText"/>
+      </w:pPr>
+      <w:r>
+        <w:t xml:space="preserve">Second, relying on Glen-Gery, the Commonwealth Court incorrectly concluded that if mail-in voting is unconstitutional, then all of Act 77, including Section 13(3), is void ab initio. Glen-Gery is not on point. That case held that “a claim alleging a procedural defect affecting notice or due process rights in the enactment of an ordinance may be brought notwithstanding” the claimant’s failure to comply with a statutory time limitation. 907 A.2d at 1035 (emphasis added). That conclusion makes perfect sense: Basic principles of due process require that, before a limitations period can bar a challenge to a law, the claimant must be given constitutionally adequate notice of the law’s enactment.</w:t>
+      </w:r>
+    </w:p>
+    <w:p>
+      <w:pPr>
+        <w:pStyle w:val="BodyText"/>
+      </w:pPr>
+      <w:r>
+        <w:t xml:space="preserve">But there is no allegation that Act 77 suffers from any such procedural defect. Cf. Glen-Gery, 907 A.2d at 1044. Nor could there be. Indeed, many of the Bonner Petitioners voted to enact Act 77, and Petitioner McLinko has been personally involved in administering the law since it was enacted. Instead, Petitioners’ facial challenge constitutes a substantive attack on only the mail-in voting provisions of Act 77—one portion of a multi-faceted statutory overhaul that revised numerous provisions in the Election Code. Petitioners challenged neither the enactment of Act 77 as a whole nor the many other changes made by Act 77.12 Glen-Gery’s holding simply has no application in a case like this.</w:t>
+      </w:r>
+    </w:p>
+    <w:p>
+      <w:pPr>
+        <w:pStyle w:val="BodyText"/>
+      </w:pPr>
+      <w:r>
+        <w:t xml:space="preserve">There is no dispute that Petitioners could have brought their claims in accordance with Section 13(3)’s time limitation. They failed to do so. Accordingly, their claims are barred. 6. This Court’s Non-Precedential Order in Delisle Does Not Dictate a Different Interpretation of Section 13</w:t>
+      </w:r>
+    </w:p>
+    <w:p>
+      <w:pPr>
+        <w:pStyle w:val="BodyText"/>
+      </w:pPr>
+      <w:r>
+        <w:t xml:space="preserve">The Commonwealth Court relied on a per curiam order in Delisle v. Boockvar, 234 A.3d 410 (Pa. 2020), to support both its jurisdiction and its conclusion that Section 13 contains no time limitation on facial constitutional challenges. That reliance was misplaced. In Delisle, this Court transferred a challenge to Act 77 to the Commonwealth Court because “[t]he Petition for Review was filed outside of the 180-day time period from the date of enactment of Act []77 during which this Court had exclusive jurisdiction to decide specified Significantly, although Act 77 contains a non-severability provision connecting the fate of certain specified provisions, Section 13 is not one of those nonseverable provisions. See Act 77, § 11. That is because the entire purpose of Section 13(3) is to foreclose untimely challenges to the constitutionality of various substantive provisions of the statute. constitutional challenges to” Act 77. Id. at 410</w:t>
       </w:r>
       <w:r>
         <w:noBreakHyphen/>
       </w:r>
       <w:r>
-        <w:t xml:space="preserve">55 (1st Cir. 2005) (rejecting due process challenge to 180-day time limitation for bringing constitutional challenges to federal statute); Native Am. Mohegans v. United States, 184 F. Supp. 2d 198, 202 (D. Conn. 2002) (holding that statutory 180-day time limitation for bringing constitutional challenges to statute “does not violate due process because plaintiffs’ constitutional challenges could have been brought within 180 days of” statute’s enactment).</w:t>
-      </w:r>
-    </w:p>
-    <w:p>
-      <w:pPr>
-        <w:pStyle w:val="BodyText"/>
-      </w:pPr>
-      <w:r>
-        <w:t xml:space="preserve">The Commonwealth Court wrongly concluded that “this precedent is irrelevant,” stating that none of the cases “stand for the proposition that a legislature can prevent judicial review of a statute, whose constitutionality is challenged, with a statute of limitations of any duration.” (Appendix A at 45.) As an initial matter, statutory time bars—including the one in Section 13(3) of Act 77—do not prevent judicial review of a statute; they limit the period within which a plaintiff can bring a claim. “Statutes of limitations [embody] that principle of the common law which is expressed in the maxim vigilantibus non dormientibus subveniunt leges,” i.e., the laws serve those who are vigilant, not those who are sleeping. Forster v. Cumberland Val. R. Co., 23 Pa. 371, 371 (1854). And the cases identified above undeniably stand for the proposition that a legislature can limit the time for facial challenges of a statute’s constitutionality. For example, in Greene, the First Circuit Court of Appeals applied a statute of limitations that stated: “[A]ny action to contest the constitutionality of this subchapter shall be barred unless the complaint is filed within one hundred eighty days of September 30, 1978.” 398 F.3d at 47 (quoting 25 U.S.C. § 1711). The court held that “Section 1711 bars the constitutional claims put forth by the [plaintiffs] in this suit.” Id. at 53. Section 13(3) of Act 77 likewise bars Petitioners’ constitutional claims here.</w:t>
-      </w:r>
-    </w:p>
-    <w:p>
-      <w:pPr>
-        <w:pStyle w:val="BodyText"/>
-      </w:pPr>
-      <w:r>
-        <w:t xml:space="preserve">To the extent the application of Section 13(3) presents any constitutional concern, it is with respect to as-applied challenges to Act 77’s constitutionality based on events that take place after the 180-day period ends. A holding that such challenges can be time-barred before they are ripe could raise due process concerns. Turner v. People of State of New York, 168 U.S. 90, 94 (1897) (statutory time bars must “provide[] a reasonable time, taking into consideration the nature of the case, … for bringing an action … before the bar takes effect”); 51 Am. Jur. 2d Limitations of Actions § 33 (2022). If and when such claims arise, a court could plausibly determine that Section 13(3) cannot apply to these challenges. But that is not this case; the challenge in this case is facial, not as-applied, and Petitioners could have brought it on the date the statute was enacted. Kelly, 240 A.3d at 1256 (“Petitioners’ … facial constitutional challenge … was ascertainable upon Act 77’s enactment.”); see Phila. Ent’mt &amp; Dev. Partners &amp; City of Phila., 937 A.2d 385, 392 n.7 (Pa. 2007) (“facial challenges are … ripe upon mere enactment of the ordinance”). Accordingly, the time bar raises no due process concerns in this case. 5. The Political Question Doctrine and “Void Ab Initio” Case Law Have No Bearing on Whether to Enforce Section 13(3) of Act 77</w:t>
-      </w:r>
-    </w:p>
-    <w:p>
-      <w:pPr>
-        <w:pStyle w:val="BodyText"/>
-      </w:pPr>
-      <w:r>
-        <w:t xml:space="preserve">In refusing to apply Section 13(3), the Commonwealth Court improperly relied on the political question doctrine and this Court’s decision in Glen-Gery Corp. v. Zoning Hearing Board of Dover Township, 907 A.2d 1033 (Pa. 2006), neither of which applies here. First, the Commonwealth Court cited two decisions by this Court, which rejected the argument that certain constitutional claims were nonjusticiable under the political question doctrine, for the proposition that “[t]he General Assembly cannot insulate Act 77 from judicial review.” (Appendix A at 47 (citing William Penn Sch. Dist. v. Pa. Dept. of Educ., 170 A.3d 414 (Pa. 2017), and Robinson Twp. v. Commonwealth, 83 A.3d 901 (Pa. 2013)). But unlike the political question doctrine, Section 13 of Act 77 is not a judicially created justiciability doctrine immunizing from review questions “entrusted exclusively and finally to the political branches of government for ‘self-monitoring.’” Robinson Township, 83 A.3d at 928; accord William Penn, 170 A.3d at 438 (same). Instead, Section 13 merely ensures that untimely claims do not cause widespread prejudice and disenfranchisement or reward political gamesmanship.</w:t>
-      </w:r>
-    </w:p>
-    <w:p>
-      <w:pPr>
-        <w:pStyle w:val="BodyText"/>
-      </w:pPr>
-      <w:r>
-        <w:t xml:space="preserve">Second, relying on Glen-Gery, the Commonwealth Court incorrectly concluded that if mail-in voting is unconstitutional, then all of Act 77, including Section 13(3), is void ab initio. Glen-Gery is not on point. That case held that “a claim alleging a procedural defect affecting notice or due process rights in the enactment of an ordinance may be brought notwithstanding” the claimant’s failure to comply with a statutory time limitation. 907 A.2d at 1035 (emphasis added). That conclusion makes perfect sense: Basic principles of due process require that, before a limitations period can bar a challenge to a law, the claimant must be given constitutionally adequate notice of the law’s enactment.</w:t>
-      </w:r>
-    </w:p>
-    <w:p>
-      <w:pPr>
-        <w:pStyle w:val="BodyText"/>
-      </w:pPr>
-      <w:r>
-        <w:t xml:space="preserve">But there is no allegation that Act 77 suffers from any such procedural defect. Cf. Glen-Gery, 907 A.2d at 1044. Nor could there be. Indeed, many of the Bonner Petitioners voted to enact Act 77, and Petitioner McLinko has been personally involved in administering the law since it was enacted. Instead, Petitioners’ facial challenge constitutes a substantive attack on only the mail-in voting provisions of Act 77—one portion of a multi-faceted statutory overhaul that revised numerous provisions in the Election Code. Petitioners challenged neither the enactment of Act 77 as a whole nor the many other changes made by Act 77.12 Glen-Gery’s holding simply has no application in a case like this.</w:t>
-      </w:r>
-    </w:p>
-    <w:p>
-      <w:pPr>
-        <w:pStyle w:val="BodyText"/>
-      </w:pPr>
-      <w:r>
-        <w:t xml:space="preserve">There is no dispute that Petitioners could have brought their claims in accordance with Section 13(3)’s time limitation. They failed to do so. Accordingly, their claims are barred. 6. This Court’s Non-Precedential Order in Delisle Does Not Dictate a Different Interpretation of Section 13</w:t>
-      </w:r>
-    </w:p>
-    <w:p>
-      <w:pPr>
-        <w:pStyle w:val="BodyText"/>
-      </w:pPr>
-      <w:r>
-        <w:t xml:space="preserve">The Commonwealth Court relied on a per curiam order in Delisle v. Boockvar, 234 A.3d 410 (Pa. 2020), to support both its jurisdiction and its conclusion that Section 13 contains no time limitation on facial constitutional challenges. That reliance was misplaced. In Delisle, this Court transferred a challenge to Act 77 to the Commonwealth Court because “[t]he Petition for Review was filed outside of the 180-day time period from the date of enactment of Act []77 during which this Court had exclusive jurisdiction to decide specified Significantly, although Act 77 contains a non-severability provision connecting the fate of certain specified provisions, Section 13 is not one of those nonseverable provisions. See Act 77, § 11. That is because the entire purpose of Section 13(3) is to foreclose untimely challenges to the constitutionality of various substantive provisions of the statute. constitutional challenges to” Act 77. Id. at 410</w:t>
+        <w:t xml:space="preserve">11. Delisle does not control this case for at least two reasons.</w:t>
+      </w:r>
+    </w:p>
+    <w:p>
+      <w:pPr>
+        <w:pStyle w:val="BodyText"/>
+      </w:pPr>
+      <w:r>
+        <w:t xml:space="preserve">First, Delisle involved an as-applied challenge to Act 77. The Delisle petitioners did not assert that Act 77 was facially unconstitutional (as Petitioners claim here). Instead, the Delisle petitioners argued that, because of the pandemic and mail delays, Act 77’s deadline for submission of mail-in ballots would have the effect of violating Pennsylvania’s Free and Equal Elections Clause and Equal Protections Guarantees on an as-applied basis. Petition for Review ¶¶ 65-⁠101, Delisle v. Boockvar, No. 95 MM 2020 (Pa. May 25, 2020). The distinction between facial and as-applied challenges is significant, as the former would be ascertainable immediately upon Act 77’s enactment (and could easily be brought before the 180-day time bar ran), while the latter could conceivably arise after 180 days.</w:t>
+      </w:r>
+    </w:p>
+    <w:p>
+      <w:pPr>
+        <w:pStyle w:val="BodyText"/>
+      </w:pPr>
+      <w:r>
+        <w:t xml:space="preserve">Second, because Delisle is a per curiam order, its “legal significance … is limited to setting out the law of the case. This Court has made it clear that per curiam orders have no stare decisis effect.” Commonwealth v. Thompson, 985 A.2d 928, 937 (Pa. 2009) (collecting cases). And, in fact, another, more recent per curiam order from this Court characterized Section 13(3) as a time bar on constitutional challenges brought after 180 days of Act 77’s effective date. See Kelly, 240 A.3d at 1257 n.4 (Section 13(3) “provid[es] for a 180-day period in which constitutional challenges may be commenced”). For all of these reasons, Respondents respectfully submit that Delisle provides no basis for refusing to apply the unambiguous language of Section 13, which divested the Commonwealth Court of jurisdiction over Petitioners’ claims and—separately and in any event— barred those claims as untimely. 13</w:t>
+      </w:r>
+    </w:p>
+    <w:p>
+      <w:pPr>
+        <w:pStyle w:val="BodyText"/>
+      </w:pPr>
+      <w:r>
+        <w:t xml:space="preserve">B. The Commonwealth Court Erred in Concluding That Act 77’s Mail-In Voting Provisions Violate the Pennsylvania Constitution</w:t>
+      </w:r>
+    </w:p>
+    <w:p>
+      <w:pPr>
+        <w:pStyle w:val="BodyText"/>
+      </w:pPr>
+      <w:r>
+        <w:t xml:space="preserve">Quite apart from the statutory time bar, Petitioners failed to carry their heavy burden of demonstrating that Act 77’s mail-in voting provisions are unconstitutional. 1. Mail-in Voting, Which Furthers the Goals of the Free and Equal Elections Clause, Is Constitutional</w:t>
+      </w:r>
+    </w:p>
+    <w:p>
+      <w:pPr>
+        <w:pStyle w:val="BodyText"/>
+      </w:pPr>
+      <w:r>
+        <w:t xml:space="preserve">In challenging an act of the General Assembly under the Pennsylvania Constitution, Petitioners assume an extraordinarily heavy burden. All “powers not expressly withheld from the [Pennsylvania] General Assembly inhere in it.” Stilp v. Commonwealth, 974 A.2d 491, 494–95 (Pa. 2009). As this Court has warned: “The Constitution has given us a list of the things which the legislature may not do. If we extend that list, we alter the instrument, we become ourselves the aggressors, Because the Commonwealth Court lacked subject-matter jurisdiction over Petitioners’ claims, the Court should vacate the decisions below. This Court, however, indisputably has jurisdiction over Petitioners’ claims. Accordingly, Respondents respectfully request that the Court proceed to determine whether Petitioners’ claims were timely under Section 13(3) of Act 77 and whether the Pennsylvania Constitution prohibits mail-in voting. and violate both the letter and spirit of the organic law as grossly as the legislature ever could.” Id. at 495 (internal quotation marks omitted).</w:t>
+      </w:r>
+    </w:p>
+    <w:p>
+      <w:pPr>
+        <w:pStyle w:val="BodyText"/>
+      </w:pPr>
+      <w:r>
+        <w:t xml:space="preserve">Accordingly, “[i]t is foundational that all legislation duly enacted by the General Assembly enjoys a strong presumption of validity.” Commonwealth v. Bullock, 913 A.2d 207, 211 (Pa. 2006). The burden to overcome this presumption is “very heavy.” Stilp, 974 A.2d at 495. “[A] statute will not be declared unconstitutional unless it clearly, palpably, and plainly violates the Constitution.’” Pennsylvanians Against Gambling Expansion Fund, Inc. v. Commonwealth, 877 A.2d 383, 393 (Pa. 2005) (emphasis in original). Consequently, “[a]ll doubts are to be resolved in favor of finding that the legislative enactment passes constitutional muster.” Id.</w:t>
+      </w:r>
+    </w:p>
+    <w:p>
+      <w:pPr>
+        <w:pStyle w:val="BodyText"/>
+      </w:pPr>
+      <w:r>
+        <w:t xml:space="preserve">If anything, that deference to the legislature applies with even greater force here. Petitioners do not claim Act 77 invades any constitutional right or violates the separation of powers among the coordinate branches of government. Instead, Petitioners ask this Court to abridge the legislature’s exercise of its core powers to enact policy in the public interest—here, the power to enact procedures making exercise of the franchise more convenient and accessible for all Pennsylvania voters. See Commonwealth v. Torsilieri, 232 A.3d 567, 596 (Pa. 2020) (“[W]hile courts are empowered to enforce constitutional rights, they should remain mindful that ‘the wisdom of public policy is one for the legislature ….’”). In fact, far from violating any constitutional right, Act 77 directly underwrites one of the core guarantees of the Constitution’s Free and Equal Elections Clause: By ensuring that voters who live far from their polling places or have difficulty taking time off work on election day—or who are at high risk from COVID</w:t>
       </w:r>
       <w:r>
         <w:noBreakHyphen/>
       </w:r>
       <w:r>
-        <w:t xml:space="preserve">11. Delisle does not control this case for at least two reasons.</w:t>
-      </w:r>
-    </w:p>
-    <w:p>
-      <w:pPr>
-        <w:pStyle w:val="BodyText"/>
-      </w:pPr>
-      <w:r>
-        <w:t xml:space="preserve">First, Delisle involved an as-applied challenge to Act 77. The Delisle petitioners did not assert that Act 77 was facially unconstitutional (as Petitioners claim here). Instead, the Delisle petitioners argued that, because of the pandemic and mail delays, Act 77’s deadline for submission of mail-in ballots would have the effect of violating Pennsylvania’s Free and Equal Elections Clause and Equal Protections Guarantees on an as-applied basis. Petition for Review ¶¶ 65</w:t>
+        <w:t xml:space="preserve">19—are afforded equal access to the franchise, Act 77’s mail-in voting procedures ensure that “all aspects of the electoral process, to the greatest degree possible, [are] kept open and unrestricted to the voters of our Commonwealth, and, also, conducted in a manner which guarantees, to the greatest degree possible, a voter’s right to equal participation in the electoral process for the selection of his or her representatives in government.” League of Women Voters v. Commonwealth, 178 A.3d 737, 802, 804 (Pa. 2018) (construing PA. CONST. art. I, § 5). In sum, it is difficult to imagine a legislative act entitled to more judicial deference than the one at issue here. 2. Petitioners’ Interpretation Contravenes the Text, Structure, and History of the Pennsylvania Constitution</w:t>
+      </w:r>
+    </w:p>
+    <w:p>
+      <w:pPr>
+        <w:pStyle w:val="BodyText"/>
+      </w:pPr>
+      <w:r>
+        <w:t xml:space="preserve">In analyzing a provision of the Pennsylvania Constitution, this Court examines “at least the following four factors: 1) text of the constitutional provision; 2) history of the provision including Pennsylvania case-law; 3) related case-law from other states; and 4) policy considerations, including unique issues of state and local concern, and applicability within modern Pennsylvania jurisprudence.” Commonwealth v. Edmunds, 586 A.2d 887, 895 (Pa. 1991); accord Robinson Twp., 83 A.3d at 944.</w:t>
+      </w:r>
+    </w:p>
+    <w:p>
+      <w:pPr>
+        <w:pStyle w:val="BodyText"/>
+      </w:pPr>
+      <w:r>
+        <w:t xml:space="preserve">This Court’s “ultimate touchstone is the actual language of the constitution itself.” Yocum v. Commonwealth, Pa. Gaming Control Bd., 161 A.3d 228, 239 (Pa. 2017) (internal quotation marks omitted). The court seeks the “ordinary, natural interpretation the ratifying voter would give” to those provisions, and avoids reading them “in a strained or technical manner.” Zemprelli v. Daniels, 436 A.2d 1165, 1170 (Pa. 1981) (internal quotation marks omitted). “If the words of a constitutional provision are not explicit, [this Court] may [look] to … the occasion and necessity for the provision; the circumstances under which the amendment was ratified; the mischief to be remedied; the object to be attained; and the contemporaneous legislative history.” League of Women Voters, 178 A.3d at 802.</w:t>
+      </w:r>
+    </w:p>
+    <w:p>
+      <w:pPr>
+        <w:pStyle w:val="BodyText"/>
+      </w:pPr>
+      <w:r>
+        <w:t xml:space="preserve">Petitioners’ challenge to Act 77’s mail-in voting provisions rests on two provisions of the Pennsylvania Constitution. Article VII, § 1, entitled “Qualifications of electors,” prescribes the age, citizenship, and residency requirements that a person must satisfy to be deemed eligible to register and vote in Pennsylvania elections. Article VII, § 14, entitled “Absentee voting,” requires that “[t]he Legislature … provide a manner in which qualified voters who may, on the occurrence of any election, be absent from the municipality of their residence [for certain specifically defined reasons],” or “unable to attend a polling place” for reasons of illness, disability, or religious observance, may vote. As shown below, Petitioners’ attack on Act 77 is belied by the plain language of these provisions, their history, and the structure of Article VII as a whole. (a) Article VII, § 1 Addresses Who May Vote, Not How They May Vote (i) The Text and Structure of Article VII, § 1—⁠and of Other Constitutional Provisions—Confirm That § 1 Is a “Qualifications” Clause, Not a “Methods” Clause</w:t>
+      </w:r>
+    </w:p>
+    <w:p>
+      <w:pPr>
+        <w:pStyle w:val="BodyText"/>
+      </w:pPr>
+      <w:r>
+        <w:t xml:space="preserve">As its title indicates, Section 1 of Article VII addresses only the criteria for voting eligibility in Pennsylvania. It provides, in its entirety:</w:t>
+      </w:r>
+    </w:p>
+    <w:p>
+      <w:pPr>
+        <w:pStyle w:val="BodyText"/>
+      </w:pPr>
+      <w:r>
+        <w:t xml:space="preserve">Qualifications of electors.</w:t>
+      </w:r>
+    </w:p>
+    <w:p>
+      <w:pPr>
+        <w:pStyle w:val="BodyText"/>
+      </w:pPr>
+      <w:r>
+        <w:t xml:space="preserve">Every citizen twenty-one years of age, possessing the following</w:t>
+      </w:r>
+    </w:p>
+    <w:p>
+      <w:pPr>
+        <w:pStyle w:val="BodyText"/>
+      </w:pPr>
+      <w:r>
+        <w:t xml:space="preserve">qualifications, shall be entitled to vote at all elections subject,</w:t>
+      </w:r>
+    </w:p>
+    <w:p>
+      <w:pPr>
+        <w:pStyle w:val="BodyText"/>
+      </w:pPr>
+      <w:r>
+        <w:t xml:space="preserve">however, to such laws requiring and regulating the registration of</w:t>
+      </w:r>
+    </w:p>
+    <w:p>
+      <w:pPr>
+        <w:pStyle w:val="BodyText"/>
+      </w:pPr>
+      <w:r>
+        <w:t xml:space="preserve">electors as the General Assembly may enact.</w:t>
+      </w:r>
+    </w:p>
+    <w:p>
+      <w:pPr>
+        <w:pStyle w:val="XdList1"/>
+      </w:pPr>
+      <w:r>
+        <w:t xml:space="preserve">1.</w:t>
+      </w:r>
+      <w:r>
+        <w:tab/>
+      </w:r>
+      <w:r>
+        <w:t xml:space="preserve">He or she shall have been a citizen of the United States at least one month.</w:t>
+      </w:r>
+    </w:p>
+    <w:p>
+      <w:pPr>
+        <w:pStyle w:val="XdList1"/>
+      </w:pPr>
+      <w:r>
+        <w:t xml:space="preserve">2.</w:t>
+      </w:r>
+      <w:r>
+        <w:tab/>
+      </w:r>
+      <w:r>
+        <w:t xml:space="preserve">He or she shall have resided in the State ninety (90) days immediately preceding the election.</w:t>
+      </w:r>
+    </w:p>
+    <w:p>
+      <w:pPr>
+        <w:pStyle w:val="XdList1"/>
+      </w:pPr>
+      <w:r>
+        <w:t xml:space="preserve">3.</w:t>
+      </w:r>
+      <w:r>
+        <w:tab/>
+      </w:r>
+      <w:r>
+        <w:t xml:space="preserve">He or she shall have resided in the election district where he or she shall offer to vote at least sixty (60) days immediately preceding the election, except that if qualified to vote in an election district prior to removal, he or she may, if a resident of Pennsylvania, vote in the election district from which he or she removed his or her residence within sixty (60) days preceding the election. PA. CONST. art. VII, § 1 (underlining added).</w:t>
+      </w:r>
+    </w:p>
+    <w:p>
+      <w:pPr>
+        <w:pStyle w:val="BodyText"/>
+      </w:pPr>
+      <w:r>
+        <w:t xml:space="preserve">Based on its plain language, structure, and title, the meaning of this provision is clear. It limits the right to vote in Pennsylvania elections to citizens of a certain age who have been a U.S. citizen for at least a month. It also prescribes residency requirements—namely, the prospective voter must have resided in Pennsylvania at least 90 days immediately preceding the election and have resided in the specific election district in which she seeks to vote for at least 60 days. Article VII, § 1 also provides for cases in which a person was qualified to vote in an election district but then moves her residence to a different Pennsylvania election district within 60 days of an election. That person is not eligible to vote in her new district’s electoral contests (because she does not satisfy the 60-day residency requirement), so § 1 allows her to vote in her old district’s contests.</w:t>
+      </w:r>
+    </w:p>
+    <w:p>
+      <w:pPr>
+        <w:pStyle w:val="BodyText"/>
+      </w:pPr>
+      <w:r>
+        <w:t xml:space="preserve">As the authority interpreting “residence” makes clear, the qualifications set forth in § 1 do not include any requirement of physical presence at the time of the election; a person may maintain a “residence” in a given state and election district even while she is physically absent from them. The constitutional concept of residence is synonymous with the concept of domicile; it refers to the elector’s “permanent or true home,” the place to which, when she engages in temporary departures, she “intends to return.” In re Case of Fry, 71 Pa. 302, 309–10 (1872); accord In re Stack, 184 A.3d 591, 597 (Pa. Commw. Ct. 2018) (citing In re Lesker, 105 A.2d 376, 380 (Pa. 1954)). This definition is consistent with the meaning of the term “residence” as it is used in the Election Code. See 25 P.S. § 2814.</w:t>
+      </w:r>
+    </w:p>
+    <w:p>
+      <w:pPr>
+        <w:pStyle w:val="BodyText"/>
+      </w:pPr>
+      <w:r>
+        <w:t xml:space="preserve">Indeed, the other provision on which Petitioners rely (Article VII, § 14) confirms that physical absence, without an intention to establish a new permanent abode, does not defeat residence. That provision mandates that the Legislature establish a means for certain “qualified electors” who are “absent from the municipality of their residence” on election day to vote in their election district’s electoral contests, and to provide “for the return and canvass of their votes in the election district in which they respectively reside.” PA. CONST. art. VII, § 14(a) (emphasis added).</w:t>
+      </w:r>
+    </w:p>
+    <w:p>
+      <w:pPr>
+        <w:pStyle w:val="BodyText"/>
+      </w:pPr>
+      <w:r>
+        <w:t xml:space="preserve">Thus, nothing in the text or structure of Article VII, § 1 imposes restrictions on the method by which voters may vote. Rather, that constitutional provision is addressed to the subject matter identified in its title: it establishes the age, citizenship, and durational-residency “qualifications” to vote. Put differently, the provision addresses who may vote in a given election, not how they may vote. (ii) The Phrase “Offer to Vote” Does Not Sneak a Restriction on Voting Methods into a Provision Expressly Addressed Solely to Who May Vote</w:t>
+      </w:r>
+    </w:p>
+    <w:p>
+      <w:pPr>
+        <w:pStyle w:val="BodyText"/>
+      </w:pPr>
+      <w:r>
+        <w:t xml:space="preserve">Petitioners, however, purport to divine an implicit restriction on how people may vote from the third qualification enumerated in § 1—⁠namely, the requirement that a prospective voter “shall have resided in the election district where he or she shall offer to vote at least sixty (60) days immediately preceding the election.” PA. CONST. art. VII, § 1. According to Petitioners, the modifying clause “where he or she shall offer to vote” (which describes only the election district in which the voter must reside) should actually be understood as an across-the-board, unyielding constitutional nullification of the Legislature’s power to allow any qualified electors to vote other than in person.</w:t>
+      </w:r>
+    </w:p>
+    <w:p>
+      <w:pPr>
+        <w:pStyle w:val="BodyText"/>
+      </w:pPr>
+      <w:r>
+        <w:t xml:space="preserve">Petitioners’ interpretation is precisely the sort of “strained” construction of constitutional text that Pennsylvania courts are required to avoid. Zemprelli, 436 A.2d at 1170. As the late Justice Antonin Scalia remarked, those who make our law do not “hide elephants in mouseholes.” Whitman v. Am. Trucking Assocs., 531 U.S. 457, 468 (2001). If the framers of the Pennsylvania Constitution had intended to limit the voting methods that the Legislature could establish, they could easily have done so—and presumably would have done so in a constitutional provision addressed to how people vote, rather than by indirect implication from use of the word “offer” in the third subsection of a separate provision addressed only to who may vote.</w:t>
+      </w:r>
+    </w:p>
+    <w:p>
+      <w:pPr>
+        <w:pStyle w:val="BodyText"/>
+      </w:pPr>
+      <w:r>
+        <w:t xml:space="preserve">In fact, the Pennsylvania Constitution actually does contain a separate provision expressly addressing the “method” of voting. Article VII, § 4, which is entitled “Methods of elections; secrecy in voting,” states that “[a]ll elections by the citizens shall be by ballot or by such other method as may be prescribed by law: Provided, That secrecy in voting be preserved.” PA. CONST. art. VII, § 4 (emphasis added). There can thus be no doubt about where the Pennsylvania Constitution speaks to these issues or what it says about them. The plain words of the constitutional provision specifically addressed to voting methods expressly give the Legislature plenary power over such methods, subject only to the requirement that any method authorized by the Legislature preserve the secrecy of the vote.14 The existence of this separate provision precludes Petitioners’ interpretation of Article VII, § 1. See Zauflik v. Pennsbury Sch. Dist., 104 A.3d 1096, 1126 (Pa. 2014) (“the Constitution [should be read as] an integrated whole”).</w:t>
+      </w:r>
+    </w:p>
+    <w:p>
+      <w:pPr>
+        <w:pStyle w:val="BodyText"/>
+      </w:pPr>
+      <w:r>
+        <w:t xml:space="preserve">Declining to read Article VII, § 4 as written, or as part of a cohesive constitutional plan to govern voting, the Commonwealth Court determined that “such other method as may be prescribed by law” (a) refers only to voting machines used at polling places and (b) incorporates a restriction on voting methods purportedly buried in § 1’s enumeration of voter qualifications. (See Appendix A at 29</w:t>
       </w:r>
       <w:r>
         <w:noBreakHyphen/>
       </w:r>
       <w:r>
-        <w:t xml:space="preserve">101, Delisle v. Boockvar, No. 95 MM 2020 (Pa. May 25, 2020). The distinction between facial and as-applied challenges is significant, as the former would be ascertainable immediately upon Act 77’s enactment (and could easily be brought before the 180-day time bar ran), while the latter could conceivably arise after 180 days.</w:t>
-      </w:r>
-    </w:p>
-    <w:p>
-      <w:pPr>
-        <w:pStyle w:val="BodyText"/>
-      </w:pPr>
-      <w:r>
-        <w:t xml:space="preserve">Second, because Delisle is a per curiam order, its “legal significance … is limited to setting out the law of the case. This Court has made it clear that per curiam orders have no stare decisis effect.” Commonwealth v. Thompson, 985 A.2d 928, 937 (Pa. 2009) (collecting cases). And, in fact, another, more recent per curiam order from this Court characterized Section 13(3) as a time bar on constitutional challenges brought after 180 days of Act 77’s effective date. See Kelly, 240 A.3d at 1257 n.4 (Section 13(3) “provid[es] for a 180-day period in which constitutional challenges may be commenced”). For all of these reasons, Respondents respectfully submit that Delisle provides no basis for refusing to apply the unambiguous language of Section 13, which divested the Commonwealth Court of jurisdiction over Petitioners’ claims and—separately and in any event— barred those claims as untimely. 13</w:t>
-      </w:r>
-    </w:p>
-    <w:p>
-      <w:pPr>
-        <w:pStyle w:val="BodyText"/>
-      </w:pPr>
-      <w:r>
-        <w:t xml:space="preserve">B. The Commonwealth Court Erred in Concluding That Act 77’s Mail-In Voting Provisions Violate the Pennsylvania Constitution</w:t>
-      </w:r>
-    </w:p>
-    <w:p>
-      <w:pPr>
-        <w:pStyle w:val="BodyText"/>
-      </w:pPr>
-      <w:r>
-        <w:t xml:space="preserve">Quite apart from the statutory time bar, Petitioners failed to carry their heavy burden of demonstrating that Act 77’s mail-in voting provisions are unconstitutional. 1. Mail-in Voting, Which Furthers the Goals of the Free and Equal Elections Clause, Is Constitutional</w:t>
-      </w:r>
-    </w:p>
-    <w:p>
-      <w:pPr>
-        <w:pStyle w:val="BodyText"/>
-      </w:pPr>
-      <w:r>
-        <w:t xml:space="preserve">In challenging an act of the General Assembly under the Pennsylvania Constitution, Petitioners assume an extraordinarily heavy burden. All “powers not expressly withheld from the [Pennsylvania] General Assembly inhere in it.” Stilp v. Commonwealth, 974 A.2d 491, 494–95 (Pa. 2009). As this Court has warned: “The Constitution has given us a list of the things which the legislature may not do. If we extend that list, we alter the instrument, we become ourselves the aggressors, Because the Commonwealth Court lacked subject-matter jurisdiction over Petitioners’ claims, the Court should vacate the decisions below. This Court, however, indisputably has jurisdiction over Petitioners’ claims. Accordingly, Respondents respectfully request that the Court proceed to determine whether Petitioners’ claims were timely under Section 13(3) of Act 77 and whether the Pennsylvania Constitution prohibits mail-in voting. and violate both the letter and spirit of the organic law as grossly as the legislature ever could.” Id. at 495 (internal quotation marks omitted).</w:t>
-      </w:r>
-    </w:p>
-    <w:p>
-      <w:pPr>
-        <w:pStyle w:val="BodyText"/>
-      </w:pPr>
-      <w:r>
-        <w:t xml:space="preserve">Accordingly, “[i]t is foundational that all legislation duly enacted by the General Assembly enjoys a strong presumption of validity.” Commonwealth v. Bullock, 913 A.2d 207, 211 (Pa. 2006). The burden to overcome this presumption is “very heavy.” Stilp, 974 A.2d at 495. “[A] statute will not be declared unconstitutional unless it clearly, palpably, and plainly violates the Constitution.’” Pennsylvanians Against Gambling Expansion Fund, Inc. v. Commonwealth, 877 A.2d 383, 393 (Pa. 2005) (emphasis in original). Consequently, “[a]ll doubts are to be resolved in favor of finding that the legislative enactment passes constitutional muster.” Id.</w:t>
-      </w:r>
-    </w:p>
-    <w:p>
-      <w:pPr>
-        <w:pStyle w:val="BodyText"/>
-      </w:pPr>
-      <w:r>
-        <w:t xml:space="preserve">If anything, that deference to the legislature applies with even greater force here. Petitioners do not claim Act 77 invades any constitutional right or violates the separation of powers among the coordinate branches of government. Instead, Petitioners ask this Court to abridge the legislature’s exercise of its core powers to enact policy in the public interest—here, the power to enact procedures making exercise of the franchise more convenient and accessible for all Pennsylvania voters. See Commonwealth v. Torsilieri, 232 A.3d 567, 596 (Pa. 2020) (“[W]hile courts are empowered to enforce constitutional rights, they should remain mindful that ‘the wisdom of public policy is one for the legislature ….’”). In fact, far from violating any constitutional right, Act 77 directly underwrites one of the core guarantees of the Constitution’s Free and Equal Elections Clause: By ensuring that voters who live far from their polling places or have difficulty taking time off work on election day—or who are at high risk from COVID</w:t>
+        <w:t xml:space="preserve">30.) Neither conclusion is tenable, particularly under the rules of construction requiring all interpretive doubts to be resolved in favor of In the case of Act 77’s mail-in voting procedures, the secrecy requirement is met through the use of “secrecy envelopes” in which voters must insert their completed ballots. See 25 P.S. § 3150.16(a); Pa. Democratic Party v. Boockvar, 238 A.3d 345, 353, 378–80 (Pa. 2020) (discussing PA. CONST. art. VII, § 4). upholding Act 77. Article VII, § 4 is unambiguously broad. If its framers had intended to limit the General Assembly’s authority over methods to “voting machines,” or to “in-person” voting methods, they could easily have done so. They did not. See Solebury Twp. v. Dept. of Envt’l Prot., 928 A.2d 990, 1005 (Pa. 2007) (broad language should be given broad construction, particularly where public policy favored such a construction); accord United States v. IBM Corp., 517 U.S. 843, 861 (1996) (rejecting construction of constitutional provision that “cannot be squared with the broad language of the Clause”).</w:t>
+      </w:r>
+    </w:p>
+    <w:p>
+      <w:pPr>
+        <w:pStyle w:val="BodyText"/>
+      </w:pPr>
+      <w:r>
+        <w:t xml:space="preserve">Further, it is well settled that the term “prescribed by law” refers to statutory law. See Commonwealth v. Carcia, 517 A.2d 956, 957</w:t>
       </w:r>
       <w:r>
         <w:noBreakHyphen/>
       </w:r>
       <w:r>
-        <w:t xml:space="preserve">19—are afforded equal access to the franchise, Act 77’s mail-in voting procedures ensure that “all aspects of the electoral process, to the greatest degree possible, [are] kept open and unrestricted to the voters of our Commonwealth, and, also, conducted in a manner which guarantees, to the greatest degree possible, a voter’s right to equal participation in the electoral process for the selection of his or her representatives in government.” League of Women Voters v. Commonwealth, 178 A.3d 737, 802, 804 (Pa. 2018) (construing PA. CONST. art. I, § 5). In sum, it is difficult to imagine a legislative act entitled to more judicial deference than the one at issue here. 2. Petitioners’ Interpretation Contravenes the Text, Structure, and History of the Pennsylvania Constitution</w:t>
-      </w:r>
-    </w:p>
-    <w:p>
-      <w:pPr>
-        <w:pStyle w:val="BodyText"/>
-      </w:pPr>
-      <w:r>
-        <w:t xml:space="preserve">In analyzing a provision of the Pennsylvania Constitution, this Court examines “at least the following four factors: 1) text of the constitutional provision; 2) history of the provision including Pennsylvania case-law; 3) related case-law from other states; and 4) policy considerations, including unique issues of state and local concern, and applicability within modern Pennsylvania jurisprudence.” Commonwealth v. Edmunds, 586 A.2d 887, 895 (Pa. 1991); accord Robinson Twp., 83 A.3d at 944.</w:t>
-      </w:r>
-    </w:p>
-    <w:p>
-      <w:pPr>
-        <w:pStyle w:val="BodyText"/>
-      </w:pPr>
-      <w:r>
-        <w:t xml:space="preserve">This Court’s “ultimate touchstone is the actual language of the constitution itself.” Yocum v. Commonwealth, Pa. Gaming Control Bd., 161 A.3d 228, 239 (Pa. 2017) (internal quotation marks omitted). The court seeks the “ordinary, natural interpretation the ratifying voter would give” to those provisions, and avoids reading them “in a strained or technical manner.” Zemprelli v. Daniels, 436 A.2d 1165, 1170 (Pa. 1981) (internal quotation marks omitted). “If the words of a constitutional provision are not explicit, [this Court] may [look] to … the occasion and necessity for the provision; the circumstances under which the amendment was ratified; the mischief to be remedied; the object to be attained; and the contemporaneous legislative history.” League of Women Voters, 178 A.3d at 802.</w:t>
-      </w:r>
-    </w:p>
-    <w:p>
-      <w:pPr>
-        <w:pStyle w:val="BodyText"/>
-      </w:pPr>
-      <w:r>
-        <w:t xml:space="preserve">Petitioners’ challenge to Act 77’s mail-in voting provisions rests on two provisions of the Pennsylvania Constitution. Article VII, § 1, entitled “Qualifications of electors,” prescribes the age, citizenship, and residency requirements that a person must satisfy to be deemed eligible to register and vote in Pennsylvania elections. Article VII, § 14, entitled “Absentee voting,” requires that “[t]he Legislature … provide a manner in which qualified voters who may, on the occurrence of any election, be absent from the municipality of their residence [for certain specifically defined reasons],” or “unable to attend a polling place” for reasons of illness, disability, or religious observance, may vote. As shown below, Petitioners’ attack on Act 77 is belied by the plain language of these provisions, their history, and the structure of Article VII as a whole. (a) Article VII, § 1 Addresses Who May Vote, Not How They May Vote (i) The Text and Structure of Article VII, § 1—and of Other Constitutional Provisions—Confirm That § 1 Is a “Qualifications” Clause, Not a “Methods” Clause</w:t>
-      </w:r>
-    </w:p>
-    <w:p>
-      <w:pPr>
-        <w:pStyle w:val="BodyText"/>
-      </w:pPr>
-      <w:r>
-        <w:t xml:space="preserve">As its title indicates, Section 1 of Article VII addresses only the criteria for voting eligibility in Pennsylvania. It provides, in its entirety:</w:t>
-      </w:r>
-    </w:p>
-    <w:p>
-      <w:pPr>
-        <w:pStyle w:val="BodyText"/>
-      </w:pPr>
-      <w:r>
-        <w:t xml:space="preserve">Qualifications of electors.</w:t>
-      </w:r>
-    </w:p>
-    <w:p>
-      <w:pPr>
-        <w:pStyle w:val="BodyText"/>
-      </w:pPr>
-      <w:r>
-        <w:t xml:space="preserve">Every citizen twenty-one years of age, possessing the following</w:t>
-      </w:r>
-    </w:p>
-    <w:p>
-      <w:pPr>
-        <w:pStyle w:val="BodyText"/>
-      </w:pPr>
-      <w:r>
-        <w:t xml:space="preserve">qualifications, shall be entitled to vote at all elections subject,</w:t>
-      </w:r>
-    </w:p>
-    <w:p>
-      <w:pPr>
-        <w:pStyle w:val="BodyText"/>
-      </w:pPr>
-      <w:r>
-        <w:t xml:space="preserve">however, to such laws requiring and regulating the registration of</w:t>
-      </w:r>
-    </w:p>
-    <w:p>
-      <w:pPr>
-        <w:pStyle w:val="BodyText"/>
-      </w:pPr>
-      <w:r>
-        <w:t xml:space="preserve">electors as the General Assembly may enact.</w:t>
-      </w:r>
-    </w:p>
-    <w:p>
-      <w:pPr>
-        <w:pStyle w:val="XdList1"/>
-      </w:pPr>
-      <w:r>
-        <w:t xml:space="preserve">1.</w:t>
-      </w:r>
-      <w:r>
-        <w:tab/>
-      </w:r>
-      <w:r>
-        <w:t xml:space="preserve">He or she shall have been a citizen of the United States at least one month.</w:t>
-      </w:r>
-    </w:p>
-    <w:p>
-      <w:pPr>
-        <w:pStyle w:val="XdList1"/>
-      </w:pPr>
-      <w:r>
-        <w:t xml:space="preserve">2.</w:t>
-      </w:r>
-      <w:r>
-        <w:tab/>
-      </w:r>
-      <w:r>
-        <w:t xml:space="preserve">He or she shall have resided in the State ninety (90) days immediately preceding the election.</w:t>
-      </w:r>
-    </w:p>
-    <w:p>
-      <w:pPr>
-        <w:pStyle w:val="XdList1"/>
-      </w:pPr>
-      <w:r>
-        <w:t xml:space="preserve">3.</w:t>
-      </w:r>
-      <w:r>
-        <w:tab/>
-      </w:r>
-      <w:r>
-        <w:t xml:space="preserve">He or she shall have resided in the election district where he or she shall offer to vote at least sixty (60) days immediately preceding the election, except that if qualified to vote in an election district prior to removal, he or she may, if a resident of Pennsylvania, vote in the election district from which he or she removed his or her residence within sixty (60) days preceding the election. PA. CONST. art. VII, § 1 (underlining added).</w:t>
-      </w:r>
-    </w:p>
-    <w:p>
-      <w:pPr>
-        <w:pStyle w:val="BodyText"/>
-      </w:pPr>
-      <w:r>
-        <w:t xml:space="preserve">Based on its plain language, structure, and title, the meaning of this provision is clear. It limits the right to vote in Pennsylvania elections to citizens of a certain age who have been a U.S. citizen for at least a month. It also prescribes residency requirements—namely, the prospective voter must have resided in Pennsylvania at least 90 days immediately preceding the election and have resided in the specific election district in which she seeks to vote for at least 60 days. Article VII, § 1 also provides for cases in which a person was qualified to vote in an election district but then moves her residence to a different Pennsylvania election district within 60 days of an election. That person is not eligible to vote in her new district’s electoral contests (because she does not satisfy the 60-day residency requirement), so § 1 allows her to vote in her old district’s contests.</w:t>
-      </w:r>
-    </w:p>
-    <w:p>
-      <w:pPr>
-        <w:pStyle w:val="BodyText"/>
-      </w:pPr>
-      <w:r>
-        <w:t xml:space="preserve">As the authority interpreting “residence” makes clear, the qualifications set forth in § 1 do not include any requirement of physical presence at the time of the election; a person may maintain a “residence” in a given state and election district even while she is physically absent from them. The constitutional concept of residence is synonymous with the concept of domicile; it refers to the elector’s “permanent or true home,” the place to which, when she engages in temporary departures, she “intends to return.” In re Case of Fry, 71 Pa. 302, 309–10 (1872); accord In re Stack, 184 A.3d 591, 597 (Pa. Commw. Ct. 2018) (citing In re Lesker, 105 A.2d 376, 380 (Pa. 1954)). This definition is consistent with the meaning of the term “residence” as it is used in the Election Code. See 25 P.S. § 2814.</w:t>
-      </w:r>
-    </w:p>
-    <w:p>
-      <w:pPr>
-        <w:pStyle w:val="BodyText"/>
-      </w:pPr>
-      <w:r>
-        <w:t xml:space="preserve">Indeed, the other provision on which Petitioners rely (Article VII, § 14) confirms that physical absence, without an intention to establish a new permanent abode, does not defeat residence. That provision mandates that the Legislature establish a means for certain “qualified electors” who are “absent from the municipality of their residence” on election day to vote in their election district’s electoral contests, and to provide “for the return and canvass of their votes in the election district in which they respectively reside.” PA. CONST. art. VII, § 14(a) (emphasis added).</w:t>
-      </w:r>
-    </w:p>
-    <w:p>
-      <w:pPr>
-        <w:pStyle w:val="BodyText"/>
-      </w:pPr>
-      <w:r>
-        <w:t xml:space="preserve">Thus, nothing in the text or structure of Article VII, § 1 imposes restrictions on the method by which voters may vote. Rather, that constitutional provision is addressed to the subject matter identified in its title: it establishes the age, citizenship, and durational-residency “qualifications” to vote. Put differently, the provision addresses who may vote in a given election, not how they may vote. (ii) The Phrase “Offer to Vote” Does Not Sneak a Restriction on Voting Methods into a Provision Expressly Addressed Solely to Who May Vote</w:t>
-      </w:r>
-    </w:p>
-    <w:p>
-      <w:pPr>
-        <w:pStyle w:val="BodyText"/>
-      </w:pPr>
-      <w:r>
-        <w:t xml:space="preserve">Petitioners, however, purport to divine an implicit restriction on how people may vote from the third qualification enumerated in § 1—namely, the requirement that a prospective voter “shall have resided in the election district where he or she shall offer to vote at least sixty (60) days immediately preceding the election.” PA. CONST. art. VII, § 1. According to Petitioners, the modifying clause “where he or she shall offer to vote” (which describes only the election district in which the voter must reside) should actually be understood as an across-the-board, unyielding constitutional nullification of the Legislature’s power to allow any qualified electors to vote other than in person.</w:t>
-      </w:r>
-    </w:p>
-    <w:p>
-      <w:pPr>
-        <w:pStyle w:val="BodyText"/>
-      </w:pPr>
-      <w:r>
-        <w:t xml:space="preserve">Petitioners’ interpretation is precisely the sort of “strained” construction of constitutional text that Pennsylvania courts are required to avoid. Zemprelli, 436 A.2d at 1170. As the late Justice Antonin Scalia remarked, those who make our law do not “hide elephants in mouseholes.” Whitman v. Am. Trucking Assocs., 531 U.S. 457, 468 (2001). If the framers of the Pennsylvania Constitution had intended to limit the voting methods that the Legislature could establish, they could easily have done so—and presumably would have done so in a constitutional provision addressed to how people vote, rather than by indirect implication from use of the word “offer” in the third subsection of a separate provision addressed only to who may vote.</w:t>
-      </w:r>
-    </w:p>
-    <w:p>
-      <w:pPr>
-        <w:pStyle w:val="BodyText"/>
-      </w:pPr>
-      <w:r>
-        <w:t xml:space="preserve">In fact, the Pennsylvania Constitution actually does contain a separate provision expressly addressing the “method” of voting. Article VII, § 4, which is entitled “Methods of elections; secrecy in voting,” states that “[a]ll elections by the citizens shall be by ballot or by such other method as may be prescribed by law: Provided, That secrecy in voting be preserved.” PA. CONST. art. VII, § 4 (emphasis added). There can thus be no doubt about where the Pennsylvania Constitution speaks to these issues or what it says about them. The plain words of the constitutional provision specifically addressed to voting methods expressly give the Legislature plenary power over such methods, subject only to the requirement that any method authorized by the Legislature preserve the secrecy of the vote.14 The existence of this separate provision precludes Petitioners’ interpretation of Article VII, § 1. See Zauflik v. Pennsbury Sch. Dist., 104 A.3d 1096, 1126 (Pa. 2014) (“the Constitution [should be read as] an integrated whole”).</w:t>
-      </w:r>
-    </w:p>
-    <w:p>
-      <w:pPr>
-        <w:pStyle w:val="BodyText"/>
-      </w:pPr>
-      <w:r>
-        <w:t xml:space="preserve">Declining to read Article VII, § 4 as written, or as part of a cohesive constitutional plan to govern voting, the Commonwealth Court determined that “such other method as may be prescribed by law” (a) refers only to voting machines used at polling places and (b) incorporates a restriction on voting methods purportedly buried in § 1’s enumeration of voter qualifications. (See Appendix A at 29</w:t>
+        <w:t xml:space="preserve">58 (Pa. 1986) (construing constitutional phrase “imposed by law” to refer to legislative enactments); D.C. v. Georgetown &amp; T. Ry. Co., 41 F.2d 424, 426 (D.C. Cir. 1930) (“‘Prescribed by law,’ when used in Constitutions, generally means prescribed by statutes.”). Had the framers intended § 4 to bear the meaning suggested by the Commonwealth Court, the provision would have been written differently, e.g.: “such other method as may be prescribed by law, subject to the limitations [purportedly] set forth elsewhere in this Article.”</w:t>
+      </w:r>
+    </w:p>
+    <w:p>
+      <w:pPr>
+        <w:pStyle w:val="BodyText"/>
+      </w:pPr>
+      <w:r>
+        <w:t xml:space="preserve">Article VII, § 14—⁠the other provision on which Petitioners rely—further undermines their interpretation of § 1. According to Petitioners’ reading of § 1, a person cannot be a qualified elector unless she votes in person in her election district. But that interpretation cannot be reconciled with the plain language of § 14, which provides that certain “qualified electors” must be given “a manner” of voting from outside their election district when they are “absent from the municipality of their residence” on Election Day. PA. CONST. art. VII, § 14. If Petitioners’ reading of § 1 were correct, § 14 would be oxymoronic because a person voting other than in person in her election district could, ipso facto, never be a “qualified voter.” In contrast, if the language of § 1 is given its natural meaning, § 14 makes perfect sense: The Legislature must provide certain categories of “qualified voters”—that is, voters who satisfy the age, citizenship, and durational-residency requirements of § 1—⁠with “a manner” of voting absentee. PA. CONST. art. VII, § 14. See Commonwealth ex rel. Paulinski v. Isaac, 397 A.2d 760, 766 (Pa. 1979) (when deciding between two interpretations of a constitutional provision, courts should adopt the interpretation that avoids contradictions and difficulties in implementation).</w:t>
+      </w:r>
+    </w:p>
+    <w:p>
+      <w:pPr>
+        <w:pStyle w:val="BodyText"/>
+      </w:pPr>
+      <w:r>
+        <w:t xml:space="preserve">The latter interpretation of § 1 gives meaning to all its terms. Each absentee voter under § 14 must “have resided in the election district where he or she shall offer to vote at least sixty (60) days immediately preceding the election,” just as he or she must “have resided in the State ninety (90) days immediately preceding the election.” PA. CONST. art. VII, § 1. In other words, that absentee voter cannot “offer to vote” in an election district other than the one in which her residence is located. For example, an elector residing in Philadelphia cannot vote for the commissioners of Allegheny County, just as an elector residing in one election district cannot vote in the judge-of-elections race of another election district. Indeed, the language of Section 14 expressly recognizes and complies with this requirement. See PA. CONST. art. VII, § 14 (providing that the Legislature must provide “for the return and canvass of [absentee electors’] votes in the election district in which they respectively reside” (emphasis added).) See In re Canvass of Absentee Ballots of 1967 Gen. Election, 245 A.2d 258, 264 (Pa. 1968) (recognizing that the clear purpose of this constitutional language is to ensure “the counting of each [absentee] vote … in such a manner that the computation appears on the return in the district where it belongs” (emphasis added)). (iii) The History of the “Offer to Vote” Provision, as Well as Evidence of How It Was Commonly Understood at the Time of Its Adoption, Confirms That the Provision Does Not Limit Voting Methods</w:t>
+      </w:r>
+    </w:p>
+    <w:p>
+      <w:pPr>
+        <w:pStyle w:val="BodyText"/>
+      </w:pPr>
+      <w:r>
+        <w:t xml:space="preserve">The history of the “offer to vote” language, which first appeared in the 1838 Pennsylvania Constitution, supports the same conclusion. Before 1838, the Constitution imposed no limitation on the physical location where an elector could complete his ballot, leaving that issue to the General Assembly. Chase, 41 Pa. at 417. Exercising that authority in 1813, the General Assembly permitted Pennsylvanians in military service to vote “at such place as may be appointed by the[ir] commanding officer,” so long as they were more than two miles from their usual polling place at the time of the election. Act of Mar. 29, 1813, ch. 152, 2012</w:t>
       </w:r>
       <w:r>
         <w:noBreakHyphen/>
       </w:r>
       <w:r>
-        <w:t xml:space="preserve">30.) Neither conclusion is tenable, particularly under the rules of construction requiring all interpretive doubts to be resolved in favor of In the case of Act 77’s mail-in voting procedures, the secrecy requirement is met through the use of “secrecy envelopes” in which voters must insert their completed ballots. See 25 P.S. § 3150.16(a); Pa. Democratic Party v. Boockvar, 238 A.3d 345, 353, 378–80 (Pa. 2020) (discussing PA. CONST. art. VII, § 4). upholding Act 77. Article VII, § 4 is unambiguously broad. If its framers had intended to limit the General Assembly’s authority over methods to “voting machines,” or to “in-person” voting methods, they could easily have done so. They did not. See Solebury Twp. v. Dept. of Envt’l Prot., 928 A.2d 990, 1005 (Pa. 2007) (broad language should be given broad construction, particularly where public policy favored such a construction); accord United States v. IBM Corp., 517 U.S. 843, 861 (1996) (rejecting construction of constitutional provision that “cannot be squared with the broad language of the Clause”).</w:t>
-      </w:r>
-    </w:p>
-    <w:p>
-      <w:pPr>
-        <w:pStyle w:val="BodyText"/>
-      </w:pPr>
-      <w:r>
-        <w:t xml:space="preserve">Further, it is well settled that the term “prescribed by law” refers to statutory law. See Commonwealth v. Carcia, 517 A.2d 956, 957</w:t>
-      </w:r>
-      <w:r>
-        <w:noBreakHyphen/>
-      </w:r>
-      <w:r>
-        <w:t xml:space="preserve">58 (Pa. 1986) (construing constitutional phrase “imposed by law” to refer to legislative enactments); D.C. v. Georgetown &amp; T. Ry. Co., 41 F.2d 424, 426 (D.C. Cir. 1930) (“‘Prescribed by law,’ when used in Constitutions, generally means prescribed by statutes.”). Had the framers intended § 4 to bear the meaning suggested by the Commonwealth Court, the provision would have been written differently, e.g.: “such other method as may be prescribed by law, subject to the limitations [purportedly] set forth elsewhere in this Article.”</w:t>
-      </w:r>
-    </w:p>
-    <w:p>
-      <w:pPr>
-        <w:pStyle w:val="BodyText"/>
-      </w:pPr>
-      <w:r>
-        <w:t xml:space="preserve">Article VII, § 14—the other provision on which Petitioners rely—further undermines their interpretation of § 1. According to Petitioners’ reading of § 1, a person cannot be a qualified elector unless she votes in person in her election district. But that interpretation cannot be reconciled with the plain language of § 14, which provides that certain “qualified electors” must be given “a manner” of voting from outside their election district when they are “absent from the municipality of their residence” on Election Day. PA. CONST. art. VII, § 14. If Petitioners’ reading of § 1 were correct, § 14 would be oxymoronic because a person voting other than in person in her election district could, ipso facto, never be a “qualified voter.” In contrast, if the language of § 1 is given its natural meaning, § 14 makes perfect sense: The Legislature must provide certain categories of “qualified voters”—that is, voters who satisfy the age, citizenship, and durational-residency requirements of § 1—with “a manner” of voting absentee. PA. CONST. art. VII, § 14. See Commonwealth ex rel. Paulinski v. Isaac, 397 A.2d 760, 766 (Pa. 1979) (when deciding between two interpretations of a constitutional provision, courts should adopt the interpretation that avoids contradictions and difficulties in implementation).</w:t>
-      </w:r>
-    </w:p>
-    <w:p>
-      <w:pPr>
-        <w:pStyle w:val="BodyText"/>
-      </w:pPr>
-      <w:r>
-        <w:t xml:space="preserve">The latter interpretation of § 1 gives meaning to all its terms. Each absentee voter under § 14 must “have resided in the election district where he or she shall offer to vote at least sixty (60) days immediately preceding the election,” just as he or she must “have resided in the State ninety (90) days immediately preceding the election.” PA. CONST. art. VII, § 1. In other words, that absentee voter cannot “offer to vote” in an election district other than the one in which her residence is located. For example, an elector residing in Philadelphia cannot vote for the commissioners of Allegheny County, just as an elector residing in one election district cannot vote in the judge-of-elections race of another election district. Indeed, the language of Section 14 expressly recognizes and complies with this requirement. See PA. CONST. art. VII, § 14 (providing that the Legislature must provide “for the return and canvass of [absentee electors’] votes in the election district in which they respectively reside” (emphasis added).) See In re Canvass of Absentee Ballots of 1967 Gen. Election, 245 A.2d 258, 264 (Pa. 1968) (recognizing that the clear purpose of this constitutional language is to ensure “the counting of each [absentee] vote … in such a manner that the computation appears on the return in the district where it belongs” (emphasis added)). (iii) The History of the “Offer to Vote” Provision, as Well as Evidence of How It Was Commonly Understood at the Time of Its Adoption, Confirms That the Provision Does Not Limit Voting Methods</w:t>
-      </w:r>
-    </w:p>
-    <w:p>
-      <w:pPr>
-        <w:pStyle w:val="BodyText"/>
-      </w:pPr>
-      <w:r>
-        <w:t xml:space="preserve">The history of the “offer to vote” language, which first appeared in the 1838 Pennsylvania Constitution, supports the same conclusion. Before 1838, the Constitution imposed no limitation on the physical location where an elector could complete his ballot, leaving that issue to the General Assembly. Chase, 41 Pa. at 417. Exercising that authority in 1813, the General Assembly permitted Pennsylvanians in military service to vote “at such place as may be appointed by the[ir] commanding officer,” so long as they were more than two miles from their usual polling place at the time of the election. Act of Mar. 29, 1813, ch. 152, 2012</w:t>
-      </w:r>
-      <w:r>
-        <w:noBreakHyphen/>
-      </w:r>
-      <w:r>
         <w:t xml:space="preserve">2013 Pa. Laws 213.</w:t>
       </w:r>
     </w:p>
@@ -3084,19 +3060,7 @@
         <w:pStyle w:val="BodyText"/>
       </w:pPr>
       <w:r>
-        <w:t xml:space="preserve">The 1838 Constitution left unchanged two of the three sections in Article III of the 1790 Constitution—notably including the section addressing voting methods. Compare PA. CONST. of 1790, art. III, §§ 2</w:t>
-      </w:r>
-      <w:r>
-        <w:noBreakHyphen/>
-      </w:r>
-      <w:r>
-        <w:t xml:space="preserve">3, with PA. CONST. of 1838, art. III, §§ 2</w:t>
-      </w:r>
-      <w:r>
-        <w:noBreakHyphen/>
-      </w:r>
-      <w:r>
-        <w:t xml:space="preserve">3. But the 1838 Constitution amended the list of voter qualifications in Section 1. Voters now had to establish residency not only in Pennsylvania, but also in a particular election district: To “enjoy the rights of an elector,” a citizen had to “hav[e] resided in the State one year, and in the election district where he offers to vote, ten days immediately preceding [the] election.” PA. CONST. of 1838, art. III, § 1.</w:t>
+        <w:t xml:space="preserve">The 1838 Constitution left unchanged two of the three sections in Article III of the 1790 Constitution—notably including the section addressing voting methods. Compare PA. CONST. of 1790, art. III, §§ 2-⁠3, with PA. CONST. of 1838, art. III, §§ 2-⁠3. But the 1838 Constitution amended the list of voter qualifications in Section 1. Voters now had to establish residency not only in Pennsylvania, but also in a particular election district: To “enjoy the rights of an elector,” a citizen had to “hav[e] resided in the State one year, and in the election district where he offers to vote, ten days immediately preceding [the] election.” PA. CONST. of 1838, art. III, § 1.</w:t>
       </w:r>
     </w:p>
     <w:p>
@@ -3494,7 +3458,7 @@
         <w:pStyle w:val="BodyText"/>
       </w:pPr>
       <w:r>
-        <w:t xml:space="preserve">This is no minor textual point. An earlier version of the Pennsylvania Constitution said “may” instead of “shall.” See 1957 Pa. Laws 1019. This change from “may” to “shall”—given no weight by the Commonwealth Court below— was significant because it underscored that Article VII, § 14 sets a floor for when absentee voting must be allowed; it does not establish a ceiling defining when it is forbidden. See, e.g., Mathews v. Paynter, 752 F. App’x 740, 744 (11th Cir. 2018) (distinguishing “shall” from “may” and noting that the former term does not impliedly limit government authority); see also Zimmerman v. O’Bannon, 442 A.2d 674, 677 (Pa. 1982) (refusing “to ignore the mandatory connotation usually attributed to the word ‘shall’”); Haughey v. Dillon, 108 A.2d 69, 72 (Pa. 1954) (“A change of language in subsequent statutes on the same matter indicates a change of legislative intent.”). Thus, the Pennsylvania Constitution provides that the General Assembly must allow voters in the enumerated categories to cast absentee ballots, but may also go further—by exercising its broad powers to “prescribe[]” the permissible “method[s]” of voting, PA. CONST. art. VII, § 4—and allow other categories of voters to vote by mail. 15</w:t>
+        <w:t xml:space="preserve">This is no minor textual point. An earlier version of the Pennsylvania Constitution said “may” instead of “shall.” See 1957 Pa. Laws 1019. This change from “may” to “shall”—given no weight by the Commonwealth Court below— was significant because it underscored that Article VII, § 14 sets a floor for when absentee voting must be allowed; it does not establish a ceiling defining when it is forbidden. See, e.g., Mathews v. Paynter, 752 F. App’x 740, 744 (11th Cir. 2018) (distinguishing “shall” from “may” and noting that the former term does not impliedly limit government authority); see also Zimmerman v. O’Bannon, 442 A.2d 674, 677 (Pa. 1982) (refusing “to ignore the mandatory connotation usually attributed to the word ‘shall’”); Haughey v. Dillon, 108 A.2d 69, 72 (Pa. 1954) (“A change of language in subsequent statutes on the same matter indicates a change of legislative intent.”). Thus, the Pennsylvania Constitution provides that the General Assembly must allow voters in the enumerated categories to cast absentee ballots, but may also go further—by exercising its broad powers to “prescribe[]” the permissible “method[s]” of voting, PA. CONST. art. VII, § 4—⁠and allow other categories of voters to vote by mail. 15</w:t>
       </w:r>
     </w:p>
     <w:p>
@@ -3810,7 +3774,7 @@
         <w:noBreakHyphen/>
       </w:r>
       <w:r>
-        <w:t xml:space="preserve">59, Chase’s interpretation of the durational-residency requirement in Article III, § 1 is utterly unmoored from the text, structure, and history of the 1838 Constitution. In fact, Chase is downright dismissive of evidence concerning how the phrase “offer to vote” was actually understood at the time of ratification. See 41 Pa. at 417 (describing the General Assembly as “careless” in re-enacting a law inconsistent with the Chase Court’s interpretation of the 1838 Constitution). Where a contemporary reader would expect to find actual analysis of the text, structure, and original public understanding of Article III, § 1, Chase rushes instead to prioritize the Court’s own policy views regarding how elections ought to be administered— and asserts that the Constitution must “undoubtedly” reflect the same beliefs. Id. at 419. The Court even opines that a voter’s “neighbours” should be allowed to “challenge” his vote at the time it is cast, see id.—a suggestion utterly ungrounded in anything the 1838 Constitution actually said, but fully supported by the Chase Court’s anti-democratic view of the right to vote. This mode of “interpretation” is irreconcilable with well-settled, inveterate principles of constitutional jurisprudence. See Yocum, 161 A.3d at 239 (the constitutional text is the “touchstone” of interpretation). It is unsurprising, then, that in interpreting the same “offer to vote” phrase in other state constitutions, multiple courts have squarely—and persuasively—rejected Chase’s construction. See supra pages 51- 53; see also Note, Review of Absentee Voters Legislation in Pennsylvania, 73 U. PA. L. REV. 176 (1925) (cataloguing the numerous flaws in the Chase and Lancaster City decisions); Stephen E. Friedman, Mail-In Voting and the Pennsylvania Constitution, 60 DUQ. L. REV. (forthcoming 2022), https://​papers.​ssrn.​com/​sol3/​papers.​cfm?abstract_id=4029825.</w:t>
+        <w:t xml:space="preserve">59, Chase’s interpretation of the durational-residency requirement in Article III, § 1 is utterly unmoored from the text, structure, and history of the 1838 Constitution. In fact, Chase is downright dismissive of evidence concerning how the phrase “offer to vote” was actually understood at the time of ratification. See 41 Pa. at 417 (describing the General Assembly as “careless” in re-enacting a law inconsistent with the Chase Court’s interpretation of the 1838 Constitution). Where a contemporary reader would expect to find actual analysis of the text, structure, and original public understanding of Article III, § 1, Chase rushes instead to prioritize the Court’s own policy views regarding how elections ought to be administered— and asserts that the Constitution must “undoubtedly” reflect the same beliefs. Id. at 419. The Court even opines that a voter’s “neighbours” should be allowed to “challenge” his vote at the time it is cast, see id.—a suggestion utterly ungrounded in anything the 1838 Constitution actually said, but fully supported by the Chase Court’s anti-democratic view of the right to vote. This mode of “interpretation” is irreconcilable with well-settled, inveterate principles of constitutional jurisprudence. See Yocum, 161 A.3d at 239 (the constitutional text is the “touchstone” of interpretation). It is unsurprising, then, that in interpreting the same “offer to vote” phrase in other state constitutions, multiple courts have squarely—and persuasively—rejected Chase’s construction. See supra pages 51- 53; see also Note, Review of Absentee Voters Legislation in Pennsylvania, 73 U. PA. L. REV. 176 (1925) (cataloguing the numerous flaws in the Chase and Lancaster City decisions); Stephen E. Friedman, Mail-In Voting and the Pennsylvania Constitution, 60 DUQ. L. REV. (forthcoming 2022), https://​papers.​ssrn.​com/​sol3/​papers.​cfm?​abstract_id=4029825.</w:t>
       </w:r>
     </w:p>
     <w:p>
@@ -6069,6 +6033,33 @@
     <w:pPr>
       <w:spacing w:before="0" w:after="0" w:line="322" w:lineRule="exact"/>
       <w:ind w:left="2160" w:hanging="720"/>
+    </w:pPr>
+  </w:style>
+  <w:style w:type="paragraph" w:customStyle="1" w:styleId="XdQuoteList1">
+    <w:name w:val="Xd Quote List 1"/>
+    <w:basedOn w:val="Normal"/>
+    <w:qFormat/>
+    <w:pPr>
+      <w:spacing w:before="0" w:after="0" w:line="322" w:lineRule="exact"/>
+      <w:ind w:left="1440" w:right="720" w:hanging="720"/>
+    </w:pPr>
+  </w:style>
+  <w:style w:type="paragraph" w:customStyle="1" w:styleId="XdQuoteList2">
+    <w:name w:val="Xd Quote List 2"/>
+    <w:basedOn w:val="Normal"/>
+    <w:qFormat/>
+    <w:pPr>
+      <w:spacing w:before="0" w:after="0" w:line="322" w:lineRule="exact"/>
+      <w:ind w:left="2160" w:right="720" w:hanging="720"/>
+    </w:pPr>
+  </w:style>
+  <w:style w:type="paragraph" w:customStyle="1" w:styleId="XdQuoteList3">
+    <w:name w:val="Xd Quote List 3"/>
+    <w:basedOn w:val="Normal"/>
+    <w:qFormat/>
+    <w:pPr>
+      <w:spacing w:before="0" w:after="0" w:line="322" w:lineRule="exact"/>
+      <w:ind w:left="2880" w:right="720" w:hanging="720"/>
     </w:pPr>
   </w:style>
   <w:style w:type="paragraph" w:customStyle="1" w:styleId="XdList1">
